--- a/tests/corpus_v2/docs/cx_works_0013.docx
+++ b/tests/corpus_v2/docs/cx_works_0013.docx
@@ -21,7 +21,13 @@
         <w:rPr>
           <w:b/>
         </w:rPr>
-        <w:t xml:space="preserve">№ 99/2025-С</w:t>
+        <w:t xml:space="preserve">№ </w:t>
+      </w:r>
+      <w:r>
+        <w:rPr>
+          <w:b/>
+        </w:rPr>
+        <w:t xml:space="preserve">59/19</w:t>
       </w:r>
     </w:p>
     <w:p/>
@@ -33,7 +39,7 @@
         <w:t xml:space="preserve">     </w:t>
       </w:r>
       <w:r>
-        <w:t xml:space="preserve">«11» июля 2024 г.</w:t>
+        <w:t xml:space="preserve">11.07.2024 г.</w:t>
       </w:r>
     </w:p>
     <w:p/>
@@ -90,10 +96,10 @@
         <w:t xml:space="preserve">, именуемая в дальнейшем «Заказчик»</w:t>
       </w:r>
       <w:r>
-        <w:t xml:space="preserve">, с другой стороны, совместно именуемые «Стороны», заключили настоящий </w:t>
-      </w:r>
-      <w:r>
-        <w:t xml:space="preserve">Договор № 17/2025-С</w:t>
+        <w:t xml:space="preserve">, с другой стороны, совместно именуемые «Стороны», заключили настоящий Договор № </w:t>
+      </w:r>
+      <w:r>
+        <w:t xml:space="preserve">3/19</w:t>
       </w:r>
       <w:r>
         <w:t xml:space="preserve"> (далее — Договор) о нижеследующем:</w:t>
@@ -140,7 +146,7 @@
         <w:t xml:space="preserve">Гарантийный срок на результат работ — </w:t>
       </w:r>
       <w:r>
-        <w:t xml:space="preserve">25 рабочих дней с момента поступления денежных средств на расчетный счет</w:t>
+        <w:t xml:space="preserve">не позднее 16.03.2026</w:t>
       </w:r>
       <w:r>
         <w:t xml:space="preserve">.</w:t>
@@ -160,7 +166,10 @@
         <w:t xml:space="preserve">2.1. Общая цена Договора: </w:t>
       </w:r>
       <w:r>
-        <w:t xml:space="preserve">177 418,39 (сто семьдесят семь тысяч четыреста восемнадцать рублей тридцать девять копеек)</w:t>
+        <w:t xml:space="preserve">Двадцать миллионов триста тысяч рублей 00 копеек</w:t>
+      </w:r>
+      <w:r>
+        <w:t xml:space="preserve">, НДС не облагается</w:t>
       </w:r>
       <w:r>
         <w:t xml:space="preserve">.</w:t>
@@ -171,7 +180,7 @@
         <w:t xml:space="preserve">2.2. Налог: </w:t>
       </w:r>
       <w:r>
-        <w:t xml:space="preserve">не более 10% от цены договора</w:t>
+        <w:t xml:space="preserve">0,1 % от стоимости неоплаченных работ</w:t>
       </w:r>
       <w:r>
         <w:t xml:space="preserve">.</w:t>
@@ -182,7 +191,7 @@
         <w:t xml:space="preserve">2.3. Срок оплаты — </w:t>
       </w:r>
       <w:r>
-        <w:t xml:space="preserve">5 рабочих дней</w:t>
+        <w:t xml:space="preserve">в течение шестидесяти дней с момента выставления счета</w:t>
       </w:r>
       <w:r>
         <w:t xml:space="preserve">.</w:t>
@@ -202,7 +211,7 @@
         <w:t xml:space="preserve">, артикул </w:t>
       </w:r>
       <w:r>
-        <w:t xml:space="preserve">RM-9240-47</w:t>
+        <w:t xml:space="preserve">RM-5741-99</w:t>
       </w:r>
       <w:r>
         <w:t xml:space="preserve">, код </w:t>
@@ -262,7 +271,13 @@
         <w:t xml:space="preserve">. Цена — </w:t>
       </w:r>
       <w:r>
-        <w:t xml:space="preserve">не более 2 500 000 (Двух миллионов пятисот тысяч) рублей</w:t>
+        <w:t xml:space="preserve">46 300 000 (Сорок шесть миллионов триста тысяч) руб. 00 копеек</w:t>
+      </w:r>
+      <w:r>
+        <w:t xml:space="preserve">, в т.ч. НДС </w:t>
+      </w:r>
+      <w:r>
+        <w:t xml:space="preserve">18%</w:t>
       </w:r>
       <w:r>
         <w:t xml:space="preserve">.</w:t>
@@ -310,7 +325,7 @@
         <w:t xml:space="preserve">3.3. Срок исполнения обязательств — </w:t>
       </w:r>
       <w:r>
-        <w:t xml:space="preserve">не позднее 11.03.2026</w:t>
+        <w:t xml:space="preserve">в течение 6 месяцев со дня предъявления требования</w:t>
       </w:r>
       <w:r>
         <w:t xml:space="preserve">.</w:t>
@@ -341,13 +356,19 @@
         <w:t xml:space="preserve">Размер неустойки за нарушение сроков оплаты: </w:t>
       </w:r>
       <w:r>
-        <w:t xml:space="preserve">1/300 ключевой ставки ЦБ РФ</w:t>
+        <w:t xml:space="preserve">15 (пятнадцать) процентов от цены Договора</w:t>
+      </w:r>
+      <w:r>
+        <w:t xml:space="preserve">, но не более </w:t>
+      </w:r>
+      <w:r>
+        <w:t xml:space="preserve">7 (семь) процентов от цены Договора</w:t>
       </w:r>
       <w:r>
         <w:t xml:space="preserve">. Предельный размер ответственности: </w:t>
       </w:r>
       <w:r>
-        <w:t xml:space="preserve">НДС 20%</w:t>
+        <w:t xml:space="preserve">1/130 ключевой ставки ЦБ РФ годовых</w:t>
       </w:r>
       <w:r>
         <w:t xml:space="preserve">.</w:t>
@@ -369,7 +390,7 @@
         <w:t xml:space="preserve">Сторона, для которой создалась невозможность исполнения, обязана уведомить другую Сторону. Срок уведомления — </w:t>
       </w:r>
       <w:r>
-        <w:t xml:space="preserve">не более 60 месяцев с момента заключения кредитного договора</w:t>
+        <w:t xml:space="preserve">в течение семи рабочих дней с даты подписания Сторонами акта сдачи-приемки оказанных услуг</w:t>
       </w:r>
       <w:r>
         <w:t xml:space="preserve">.</w:t>
@@ -383,13 +404,85 @@
         <w:t xml:space="preserve">Все споры и разногласия решаются путём переговоров. Претензионный порядок обязателен, срок ответа на претензию — </w:t>
       </w:r>
       <w:r>
-        <w:t xml:space="preserve">в течение 15 банковских дней с даты подписания Сторонами акта сдачи-приемки оказанных услуг</w:t>
-      </w:r>
-      <w:r>
-        <w:t xml:space="preserve">.</w:t>
-      </w:r>
-    </w:p>
-    <w:p/>
+        <w:t xml:space="preserve">в течение 30 (Тридцати) банковских дней с момента выставления счета</w:t>
+      </w:r>
+      <w:r>
+        <w:t xml:space="preserve">.</w:t>
+      </w:r>
+    </w:p>
+    <w:p/>
+    <w:p/>
+    <w:p/>
+    <w:p>
+      <w:r>
+        <w:rPr>
+          <w:b/>
+        </w:rPr>
+        <w:t xml:space="preserve">9. КОНТРОЛЬНЫЕ ВЕЛИЧИНЫ</w:t>
+      </w:r>
+    </w:p>
+    <w:p>
+      <w:r>
+        <w:t xml:space="preserve">9.1. Контрольная запись: </w:t>
+      </w:r>
+      <w:r>
+        <w:rPr>
+          <w:b/>
+        </w:rPr>
+        <w:t xml:space="preserve">742</w:t>
+      </w:r>
+      <w:r>
+        <w:t xml:space="preserve">0002,7 (семь миллионов четыреста двадцать тысяч два) рубля</w:t>
+      </w:r>
+      <w:r>
+        <w:t xml:space="preserve">.</w:t>
+      </w:r>
+    </w:p>
+    <w:p>
+      <w:r>
+        <w:t xml:space="preserve">9.2. Контрольная запись: </w:t>
+      </w:r>
+      <w:r>
+        <w:rPr>
+          <w:b/>
+        </w:rPr>
+        <w:t xml:space="preserve">1/3</w:t>
+      </w:r>
+      <w:r>
+        <w:t xml:space="preserve">00 ключевой ставки ЦБ РФ от цены Договора</w:t>
+      </w:r>
+      <w:r>
+        <w:t xml:space="preserve">.</w:t>
+      </w:r>
+    </w:p>
+    <w:p>
+      <w:r>
+        <w:t xml:space="preserve">9.3. Контрольная запись: </w:t>
+      </w:r>
+      <w:r>
+        <w:rPr>
+          <w:b/>
+        </w:rPr>
+        <w:t xml:space="preserve">не позднее 10.06.20</w:t>
+      </w:r>
+      <w:r>
+        <w:t xml:space="preserve">26</w:t>
+      </w:r>
+      <w:r>
+        <w:t xml:space="preserve">.</w:t>
+      </w:r>
+    </w:p>
+    <w:p>
+      <w:r>
+        <w:t xml:space="preserve">9.4. Контрольная запись: </w:t>
+      </w:r>
+      <w:r>
+        <w:t xml:space="preserve">98 2 14/428-сс</w:t>
+      </w:r>
+      <w:r>
+        <w:t xml:space="preserve">.</w:t>
+      </w:r>
+    </w:p>
     <w:p/>
     <w:p/>
     <w:p>
@@ -406,7 +499,7 @@
       </w:r>
       <w:smartTag w:uri="urn:schemas-microsoft-com:office:smarttags" w:element="PersonName">
         <w:r>
-          <w:t xml:space="preserve">Морозова Ирина Николаевна</w:t>
+          <w:t xml:space="preserve">Беляев Николай Иванович</w:t>
         </w:r>
       </w:smartTag>
       <w:r>
@@ -459,14 +552,6 @@
           <w:p>
             <w:r>
               <w:t xml:space="preserve">Юридический адрес: </w:t>
-            </w:r>
-            <w:r>
-              <w:t xml:space="preserve">394000, г. Воронеж, ш. Строителей, д. 27, кв. 168</w:t>
-            </w:r>
-          </w:p>
-          <w:p>
-            <w:r>
-              <w:t xml:space="preserve">Почтовый адрес: </w:t>
             </w:r>
             <w:r>
               <w:t xml:space="preserve">101000, г. Москва, ул. Гагарина, д. 14, кв. 174</w:t>

--- a/tests/corpus_v2/docs/cx_works_0013.docx
+++ b/tests/corpus_v2/docs/cx_works_0013.docx
@@ -27,19 +27,19 @@
         <w:rPr>
           <w:b/>
         </w:rPr>
-        <w:t xml:space="preserve">59/19</w:t>
-      </w:r>
-    </w:p>
-    <w:p/>
-    <w:p>
-      <w:r>
-        <w:t xml:space="preserve">г. Пермь</w:t>
+        <w:t xml:space="preserve">50Ф-84071/19-674Д</w:t>
+      </w:r>
+    </w:p>
+    <w:p/>
+    <w:p>
+      <w:r>
+        <w:t xml:space="preserve">г. Новосибирск</w:t>
       </w:r>
       <w:r>
         <w:t xml:space="preserve">     </w:t>
       </w:r>
       <w:r>
-        <w:t xml:space="preserve">11.07.2024 г.</w:t>
+        <w:t xml:space="preserve">13.06.2023 г.</w:t>
       </w:r>
     </w:p>
     <w:p/>
@@ -99,7 +99,7 @@
         <w:t xml:space="preserve">, с другой стороны, совместно именуемые «Стороны», заключили настоящий Договор № </w:t>
       </w:r>
       <w:r>
-        <w:t xml:space="preserve">3/19</w:t>
+        <w:t xml:space="preserve">5/25</w:t>
       </w:r>
       <w:r>
         <w:t xml:space="preserve"> (далее — Договор) о нижеследующем:</w:t>
@@ -146,7 +146,7 @@
         <w:t xml:space="preserve">Гарантийный срок на результат работ — </w:t>
       </w:r>
       <w:r>
-        <w:t xml:space="preserve">не позднее 16.03.2026</w:t>
+        <w:t xml:space="preserve">не позднее 06.05.2025</w:t>
       </w:r>
       <w:r>
         <w:t xml:space="preserve">.</w:t>
@@ -166,7 +166,7 @@
         <w:t xml:space="preserve">2.1. Общая цена Договора: </w:t>
       </w:r>
       <w:r>
-        <w:t xml:space="preserve">Двадцать миллионов триста тысяч рублей 00 копеек</w:t>
+        <w:t xml:space="preserve">Шестьсот семнадцать тысяч рублей 50 копеек</w:t>
       </w:r>
       <w:r>
         <w:t xml:space="preserve">, НДС не облагается</w:t>
@@ -478,6 +478,23 @@
       </w:r>
       <w:r>
         <w:t xml:space="preserve">98 2 14/428-сс</w:t>
+      </w:r>
+      <w:r>
+        <w:t xml:space="preserve">.</w:t>
+      </w:r>
+    </w:p>
+    <w:p>
+      <w:r>
+        <w:t xml:space="preserve">9.5. Цена по протоколу разногласий: </w:t>
+      </w:r>
+      <w:r>
+        <w:t xml:space="preserve">4 500 000</w:t>
+      </w:r>
+      <w:r>
+        <w:t xml:space="preserve">, а прописью: </w:t>
+      </w:r>
+      <w:r>
+        <w:t xml:space="preserve">четыре пятьсот тысяч рублей</w:t>
       </w:r>
       <w:r>
         <w:t xml:space="preserve">.</w:t>
@@ -499,7 +516,7 @@
       </w:r>
       <w:smartTag w:uri="urn:schemas-microsoft-com:office:smarttags" w:element="PersonName">
         <w:r>
-          <w:t xml:space="preserve">Беляев Николай Иванович</w:t>
+          <w:t xml:space="preserve">Иванов Роман Сергеевич</w:t>
         </w:r>
       </w:smartTag>
       <w:r>
@@ -554,7 +571,7 @@
               <w:t xml:space="preserve">Юридический адрес: </w:t>
             </w:r>
             <w:r>
-              <w:t xml:space="preserve">101000, г. Москва, ул. Гагарина, д. 14, кв. 174</w:t>
+              <w:t xml:space="preserve">190000, г. Санкт-Петербург, проезд Мира, д. 87, кв. 144</w:t>
             </w:r>
           </w:p>
           <w:p>
@@ -609,7 +626,7 @@
               <w:t xml:space="preserve">Тел.: </w:t>
             </w:r>
             <w:r>
-              <w:t xml:space="preserve">+7 (383) 411-52-97</w:t>
+              <w:t xml:space="preserve">+7 (846) 440-97-20</w:t>
             </w:r>
           </w:p>
           <w:p>
@@ -660,7 +677,7 @@
               <w:t xml:space="preserve">Адрес регистрации: </w:t>
             </w:r>
             <w:r>
-              <w:t xml:space="preserve">143400, г. Красногорск, наб. Баумана, д. 66, кв. 192</w:t>
+              <w:t xml:space="preserve">141300, г. Сергиев Посад, проезд Полевая, д. 19, кв. 150</w:t>
             </w:r>
           </w:p>
           <w:p>
@@ -699,7 +716,7 @@
               <w:t xml:space="preserve">Тел.: </w:t>
             </w:r>
             <w:r>
-              <w:t xml:space="preserve">+7 (499) 696-42-44</w:t>
+              <w:t xml:space="preserve">+7 (812) 372-64-73</w:t>
             </w:r>
           </w:p>
           <w:p>
@@ -707,7 +724,7 @@
               <w:t xml:space="preserve">E-mail: </w:t>
             </w:r>
             <w:r>
-              <w:t xml:space="preserve">pirogova@inbox.ru</w:t>
+              <w:t xml:space="preserve">pirogova@gmail.com</w:t>
             </w:r>
           </w:p>
           <w:p/>

--- a/tests/corpus_v2/docs/cx_works_0013.docx
+++ b/tests/corpus_v2/docs/cx_works_0013.docx
@@ -72,7 +72,7 @@
         <w:t xml:space="preserve">паспорт </w:t>
       </w:r>
       <w:r>
-        <w:t xml:space="preserve">91 06 029483</w:t>
+        <w:t xml:space="preserve">98 06 823622</w:t>
       </w:r>
       <w:r>
         <w:t xml:space="preserve">, выдан </w:t>
@@ -90,7 +90,7 @@
         <w:t xml:space="preserve">, код подразделения </w:t>
       </w:r>
       <w:r>
-        <w:t xml:space="preserve">199-731</w:t>
+        <w:t xml:space="preserve">029-199</w:t>
       </w:r>
       <w:r>
         <w:t xml:space="preserve">, именуемая в дальнейшем «Заказчик»</w:t>
@@ -268,10 +268,16 @@
         <w:t xml:space="preserve">МКАС при ТПП РФ</w:t>
       </w:r>
       <w:r>
+        <w:t xml:space="preserve">. Товар отгружается с сопроводительным документом паспорт качества № </w:t>
+      </w:r>
+      <w:r>
+        <w:t xml:space="preserve">57 21 234084</w:t>
+      </w:r>
+      <w:r>
         <w:t xml:space="preserve">. Цена — </w:t>
       </w:r>
       <w:r>
-        <w:t xml:space="preserve">46 300 000 (Сорок шесть миллионов триста тысяч) руб. 00 копеек</w:t>
+        <w:t xml:space="preserve">91 900 000 (Девяносто один миллион девятьсот тысяч) руб. 00 копеек</w:t>
       </w:r>
       <w:r>
         <w:t xml:space="preserve">, в т.ч. НДС </w:t>
@@ -297,7 +303,7 @@
         <w:t xml:space="preserve">3.1. Место исполнения обязательств: </w:t>
       </w:r>
       <w:r>
-        <w:t xml:space="preserve">141300, г. Сергиев Посад, ул. Промышленная, д. 58, кв. 41</w:t>
+        <w:t xml:space="preserve">101000, г. Москва, просп. Космонавтов, д. 22, кв. 91</w:t>
       </w:r>
       <w:r>
         <w:t xml:space="preserve">.</w:t>
@@ -314,7 +320,7 @@
         <w:t xml:space="preserve"> по телефону </w:t>
       </w:r>
       <w:r>
-        <w:t xml:space="preserve">+7 (499) 462-56-27</w:t>
+        <w:t xml:space="preserve">+7 (812) 237-52-29</w:t>
       </w:r>
       <w:r>
         <w:t xml:space="preserve">.</w:t>
@@ -356,13 +362,13 @@
         <w:t xml:space="preserve">Размер неустойки за нарушение сроков оплаты: </w:t>
       </w:r>
       <w:r>
-        <w:t xml:space="preserve">15 (пятнадцать) процентов от цены Договора</w:t>
+        <w:t xml:space="preserve">7 (семь) процентов от цены Договора</w:t>
       </w:r>
       <w:r>
         <w:t xml:space="preserve">, но не более </w:t>
       </w:r>
       <w:r>
-        <w:t xml:space="preserve">7 (семь) процентов от цены Договора</w:t>
+        <w:t xml:space="preserve">20 (двадцать) процентов от цены Договора</w:t>
       </w:r>
       <w:r>
         <w:t xml:space="preserve">. Предельный размер ответственности: </w:t>
@@ -390,7 +396,7 @@
         <w:t xml:space="preserve">Сторона, для которой создалась невозможность исполнения, обязана уведомить другую Сторону. Срок уведомления — </w:t>
       </w:r>
       <w:r>
-        <w:t xml:space="preserve">в течение семи рабочих дней с даты подписания Сторонами акта сдачи-приемки оказанных услуг</w:t>
+        <w:t xml:space="preserve">в течение тридцати рабочих дней с даты подписания Сторонами акта сдачи-приемки оказанных услуг</w:t>
       </w:r>
       <w:r>
         <w:t xml:space="preserve">.</w:t>
@@ -404,7 +410,7 @@
         <w:t xml:space="preserve">Все споры и разногласия решаются путём переговоров. Претензионный порядок обязателен, срок ответа на претензию — </w:t>
       </w:r>
       <w:r>
-        <w:t xml:space="preserve">в течение 30 (Тридцати) банковских дней с момента выставления счета</w:t>
+        <w:t xml:space="preserve">в течение 45 (Сорока пяти) банковских дней с момента выставления счета</w:t>
       </w:r>
       <w:r>
         <w:t xml:space="preserve">.</w:t>
@@ -429,10 +435,10 @@
         <w:rPr>
           <w:b/>
         </w:rPr>
-        <w:t xml:space="preserve">742</w:t>
-      </w:r>
-      <w:r>
-        <w:t xml:space="preserve">0002,7 (семь миллионов четыреста двадцать тысяч два) рубля</w:t>
+        <w:t xml:space="preserve">990</w:t>
+      </w:r>
+      <w:r>
+        <w:t xml:space="preserve">0002,4 (девять миллионов девятьсот тысяч два) рубля</w:t>
       </w:r>
       <w:r>
         <w:t xml:space="preserve">.</w:t>
@@ -463,7 +469,7 @@
         <w:rPr>
           <w:b/>
         </w:rPr>
-        <w:t xml:space="preserve">не позднее 10.06.20</w:t>
+        <w:t xml:space="preserve">не позднее 11.06.20</w:t>
       </w:r>
       <w:r>
         <w:t xml:space="preserve">26</w:t>
@@ -477,7 +483,7 @@
         <w:t xml:space="preserve">9.4. Контрольная запись: </w:t>
       </w:r>
       <w:r>
-        <w:t xml:space="preserve">98 2 14/428-сс</w:t>
+        <w:t xml:space="preserve">85 0 37/845-сс</w:t>
       </w:r>
       <w:r>
         <w:t xml:space="preserve">.</w:t>
@@ -685,7 +691,7 @@
               <w:t xml:space="preserve">Паспорт </w:t>
             </w:r>
             <w:r>
-              <w:t xml:space="preserve">91 06 029483</w:t>
+              <w:t xml:space="preserve">98 06 823622</w:t>
             </w:r>
             <w:r>
               <w:t xml:space="preserve">, выдан ГУ МВД России по г. Москве 05.04.2003</w:t>
@@ -694,7 +700,7 @@
               <w:t xml:space="preserve">, код подразделения </w:t>
             </w:r>
             <w:r>
-              <w:t xml:space="preserve">199-731</w:t>
+              <w:t xml:space="preserve">029-199</w:t>
             </w:r>
           </w:p>
           <w:p>
@@ -702,13 +708,13 @@
               <w:t xml:space="preserve">СНИЛС </w:t>
             </w:r>
             <w:r>
-              <w:t xml:space="preserve">861-598-250 48</w:t>
+              <w:t xml:space="preserve">615-982-502 14</w:t>
             </w:r>
             <w:r>
               <w:t xml:space="preserve"> ИНН </w:t>
             </w:r>
             <w:r>
-              <w:t xml:space="preserve">289388858816</w:t>
+              <w:t xml:space="preserve">893888588817</w:t>
             </w:r>
           </w:p>
           <w:p>

--- a/tests/corpus_v2/docs/cx_works_0013.docx
+++ b/tests/corpus_v2/docs/cx_works_0013.docx
@@ -274,10 +274,46 @@
         <w:t xml:space="preserve">57 21 234084</w:t>
       </w:r>
       <w:r>
+        <w:t xml:space="preserve">. К партии приложен паспорт изделия № </w:t>
+      </w:r>
+      <w:r>
+        <w:t xml:space="preserve">82 13 056754</w:t>
+      </w:r>
+      <w:r>
+        <w:t xml:space="preserve">. Оборудование поставляется с паспортом транспортного средства № </w:t>
+      </w:r>
+      <w:r>
+        <w:t xml:space="preserve">58 06 177434</w:t>
+      </w:r>
+      <w:r>
+        <w:t xml:space="preserve">. Приёмка производится согласно техническому паспорту </w:t>
+      </w:r>
+      <w:r>
+        <w:t xml:space="preserve">46 12 140784</w:t>
+      </w:r>
+      <w:r>
+        <w:t xml:space="preserve">. СНИЛС не указан, номер заказа </w:t>
+      </w:r>
+      <w:r>
+        <w:t xml:space="preserve">904-337-156 80</w:t>
+      </w:r>
+      <w:r>
+        <w:t xml:space="preserve">. Дата рождения не проставлена, документ выдан </w:t>
+      </w:r>
+      <w:r>
+        <w:t xml:space="preserve">16.03.2017</w:t>
+      </w:r>
+      <w:r>
+        <w:t xml:space="preserve">. Код подразделения, см. артикул </w:t>
+      </w:r>
+      <w:r>
+        <w:t xml:space="preserve">592-729</w:t>
+      </w:r>
+      <w:r>
         <w:t xml:space="preserve">. Цена — </w:t>
       </w:r>
       <w:r>
-        <w:t xml:space="preserve">91 900 000 (Девяносто один миллион девятьсот тысяч) руб. 00 копеек</w:t>
+        <w:t xml:space="preserve">45 100 000 (Сорок пять миллионов сто тысяч) руб. 00 копеек</w:t>
       </w:r>
       <w:r>
         <w:t xml:space="preserve">, в т.ч. НДС </w:t>
@@ -303,7 +339,7 @@
         <w:t xml:space="preserve">3.1. Место исполнения обязательств: </w:t>
       </w:r>
       <w:r>
-        <w:t xml:space="preserve">101000, г. Москва, просп. Космонавтов, д. 22, кв. 91</w:t>
+        <w:t xml:space="preserve">344002, г. Ростов-на-Дону, пер. Октябрьская, д. 46, кв. 184</w:t>
       </w:r>
       <w:r>
         <w:t xml:space="preserve">.</w:t>
@@ -320,7 +356,7 @@
         <w:t xml:space="preserve"> по телефону </w:t>
       </w:r>
       <w:r>
-        <w:t xml:space="preserve">+7 (812) 237-52-29</w:t>
+        <w:t xml:space="preserve">+7 (846) 527-83-36</w:t>
       </w:r>
       <w:r>
         <w:t xml:space="preserve">.</w:t>
@@ -331,7 +367,7 @@
         <w:t xml:space="preserve">3.3. Срок исполнения обязательств — </w:t>
       </w:r>
       <w:r>
-        <w:t xml:space="preserve">в течение 6 месяцев со дня предъявления требования</w:t>
+        <w:t xml:space="preserve">в течение 3 месяцев со дня предъявления требования</w:t>
       </w:r>
       <w:r>
         <w:t xml:space="preserve">.</w:t>
@@ -362,15 +398,15 @@
         <w:t xml:space="preserve">Размер неустойки за нарушение сроков оплаты: </w:t>
       </w:r>
       <w:r>
+        <w:t xml:space="preserve">5 (пять) процентов от цены Договора</w:t>
+      </w:r>
+      <w:r>
+        <w:t xml:space="preserve">, но не более </w:t>
+      </w:r>
+      <w:r>
         <w:t xml:space="preserve">7 (семь) процентов от цены Договора</w:t>
       </w:r>
       <w:r>
-        <w:t xml:space="preserve">, но не более </w:t>
-      </w:r>
-      <w:r>
-        <w:t xml:space="preserve">20 (двадцать) процентов от цены Договора</w:t>
-      </w:r>
-      <w:r>
         <w:t xml:space="preserve">. Предельный размер ответственности: </w:t>
       </w:r>
       <w:r>
@@ -396,7 +432,7 @@
         <w:t xml:space="preserve">Сторона, для которой создалась невозможность исполнения, обязана уведомить другую Сторону. Срок уведомления — </w:t>
       </w:r>
       <w:r>
-        <w:t xml:space="preserve">в течение тридцати рабочих дней с даты подписания Сторонами акта сдачи-приемки оказанных услуг</w:t>
+        <w:t xml:space="preserve">в течение пяти рабочих дней с даты подписания Сторонами акта сдачи-приемки оказанных услуг</w:t>
       </w:r>
       <w:r>
         <w:t xml:space="preserve">.</w:t>
@@ -410,7 +446,7 @@
         <w:t xml:space="preserve">Все споры и разногласия решаются путём переговоров. Претензионный порядок обязателен, срок ответа на претензию — </w:t>
       </w:r>
       <w:r>
-        <w:t xml:space="preserve">в течение 45 (Сорока пяти) банковских дней с момента выставления счета</w:t>
+        <w:t xml:space="preserve">в течение 5 (Пяти) банковских дней с момента выставления счета</w:t>
       </w:r>
       <w:r>
         <w:t xml:space="preserve">.</w:t>
@@ -435,10 +471,10 @@
         <w:rPr>
           <w:b/>
         </w:rPr>
-        <w:t xml:space="preserve">990</w:t>
-      </w:r>
-      <w:r>
-        <w:t xml:space="preserve">0002,4 (девять миллионов девятьсот тысяч два) рубля</w:t>
+        <w:t xml:space="preserve">8790</w:t>
+      </w:r>
+      <w:r>
+        <w:t xml:space="preserve">0002,8 (восемьдесят семь миллионов девятьсот тысяч два) рубля</w:t>
       </w:r>
       <w:r>
         <w:t xml:space="preserve">.</w:t>
@@ -469,7 +505,7 @@
         <w:rPr>
           <w:b/>
         </w:rPr>
-        <w:t xml:space="preserve">не позднее 11.06.20</w:t>
+        <w:t xml:space="preserve">не позднее 10.12.20</w:t>
       </w:r>
       <w:r>
         <w:t xml:space="preserve">26</w:t>
@@ -483,7 +519,7 @@
         <w:t xml:space="preserve">9.4. Контрольная запись: </w:t>
       </w:r>
       <w:r>
-        <w:t xml:space="preserve">85 0 37/845-сс</w:t>
+        <w:t xml:space="preserve">99 2 84/087-сс</w:t>
       </w:r>
       <w:r>
         <w:t xml:space="preserve">.</w:t>
@@ -494,13 +530,13 @@
         <w:t xml:space="preserve">9.5. Цена по протоколу разногласий: </w:t>
       </w:r>
       <w:r>
-        <w:t xml:space="preserve">4 500 000</w:t>
+        <w:t xml:space="preserve">2 900 000</w:t>
       </w:r>
       <w:r>
         <w:t xml:space="preserve">, а прописью: </w:t>
       </w:r>
       <w:r>
-        <w:t xml:space="preserve">четыре пятьсот тысяч рублей</w:t>
+        <w:t xml:space="preserve">два девятьсот тысяч рублей</w:t>
       </w:r>
       <w:r>
         <w:t xml:space="preserve">.</w:t>
@@ -522,7 +558,7 @@
       </w:r>
       <w:smartTag w:uri="urn:schemas-microsoft-com:office:smarttags" w:element="PersonName">
         <w:r>
-          <w:t xml:space="preserve">Иванов Роман Сергеевич</w:t>
+          <w:t xml:space="preserve">Фёдоров Дмитрий Дмитриевич</w:t>
         </w:r>
       </w:smartTag>
       <w:r>
@@ -577,7 +613,7 @@
               <w:t xml:space="preserve">Юридический адрес: </w:t>
             </w:r>
             <w:r>
-              <w:t xml:space="preserve">190000, г. Санкт-Петербург, проезд Мира, д. 87, кв. 144</w:t>
+              <w:t xml:space="preserve">620014, г. Екатеринбург, наб. Лесная, д. 32, кв. 136</w:t>
             </w:r>
           </w:p>
           <w:p>
@@ -632,7 +668,7 @@
               <w:t xml:space="preserve">Тел.: </w:t>
             </w:r>
             <w:r>
-              <w:t xml:space="preserve">+7 (846) 440-97-20</w:t>
+              <w:t xml:space="preserve">+7 (812) 961-43-73</w:t>
             </w:r>
           </w:p>
           <w:p>
@@ -640,7 +676,7 @@
               <w:t xml:space="preserve">E-mail: </w:t>
             </w:r>
             <w:r>
-              <w:t xml:space="preserve">pirogova@mail.ru</w:t>
+              <w:t xml:space="preserve">pirogova@yandex.ru</w:t>
             </w:r>
           </w:p>
           <w:p/>
@@ -683,7 +719,7 @@
               <w:t xml:space="preserve">Адрес регистрации: </w:t>
             </w:r>
             <w:r>
-              <w:t xml:space="preserve">141300, г. Сергиев Посад, проезд Полевая, д. 19, кв. 150</w:t>
+              <w:t xml:space="preserve">614000, г. Пермь, ш. Советская, д. 34, кв. 4</w:t>
             </w:r>
           </w:p>
           <w:p>
@@ -722,7 +758,7 @@
               <w:t xml:space="preserve">Тел.: </w:t>
             </w:r>
             <w:r>
-              <w:t xml:space="preserve">+7 (812) 372-64-73</w:t>
+              <w:t xml:space="preserve">+7 (846) 359-26-73</w:t>
             </w:r>
           </w:p>
           <w:p>
@@ -730,7 +766,7 @@
               <w:t xml:space="preserve">E-mail: </w:t>
             </w:r>
             <w:r>
-              <w:t xml:space="preserve">pirogova@gmail.com</w:t>
+              <w:t xml:space="preserve">pirogova@romashka.ru</w:t>
             </w:r>
           </w:p>
           <w:p/>

--- a/tests/corpus_v2/docs/cx_works_0013.docx
+++ b/tests/corpus_v2/docs/cx_works_0013.docx
@@ -325,255 +325,120 @@
         <w:t xml:space="preserve">.</w:t>
       </w:r>
     </w:p>
-    <w:p/>
-    <w:p>
-      <w:r>
-        <w:rPr>
-          <w:b/>
-        </w:rPr>
-        <w:t xml:space="preserve">3. МЕСТО И СРОКИ ИСПОЛНЕНИЯ</w:t>
-      </w:r>
-    </w:p>
-    <w:p>
-      <w:r>
-        <w:t xml:space="preserve">3.1. Место исполнения обязательств: </w:t>
-      </w:r>
-      <w:r>
-        <w:t xml:space="preserve">344002, г. Ростов-на-Дону, пер. Октябрьская, д. 46, кв. 184</w:t>
-      </w:r>
-      <w:r>
-        <w:t xml:space="preserve">.</w:t>
-      </w:r>
-    </w:p>
-    <w:p>
-      <w:r>
-        <w:t xml:space="preserve">3.2. Уведомления направляются </w:t>
-      </w:r>
-      <w:r>
-        <w:t xml:space="preserve">Пироговой Ольге Егоровне</w:t>
-      </w:r>
-      <w:r>
-        <w:t xml:space="preserve"> по телефону </w:t>
-      </w:r>
-      <w:r>
-        <w:t xml:space="preserve">+7 (846) 527-83-36</w:t>
-      </w:r>
-      <w:r>
-        <w:t xml:space="preserve">.</w:t>
-      </w:r>
-    </w:p>
-    <w:p>
-      <w:r>
-        <w:t xml:space="preserve">3.3. Срок исполнения обязательств — </w:t>
-      </w:r>
-      <w:r>
-        <w:t xml:space="preserve">в течение 3 месяцев со дня предъявления требования</w:t>
-      </w:r>
-      <w:r>
-        <w:t xml:space="preserve">.</w:t>
-      </w:r>
-    </w:p>
-    <w:p/>
-    <w:p>
-      <w:r>
-        <w:rPr>
-          <w:b/>
-        </w:rPr>
-        <w:t xml:space="preserve">4. ПРОЧИЕ УСЛОВИЯ</w:t>
-      </w:r>
-    </w:p>
-    <w:p>
-      <w:r>
-        <w:t xml:space="preserve">4.1. </w:t>
-      </w:r>
-      <w:r>
-        <w:t xml:space="preserve">Стороны несут ответственность за неисполнение или ненадлежащее исполнение обязательств в соответствии с законодательством Российской Федерации.</w:t>
-      </w:r>
-    </w:p>
-    <w:p>
-      <w:r>
-        <w:t xml:space="preserve">4.2. </w:t>
-      </w:r>
-      <w:r>
-        <w:t xml:space="preserve">Размер неустойки за нарушение сроков оплаты: </w:t>
-      </w:r>
-      <w:r>
-        <w:t xml:space="preserve">5 (пять) процентов от цены Договора</w:t>
-      </w:r>
-      <w:r>
-        <w:t xml:space="preserve">, но не более </w:t>
-      </w:r>
-      <w:r>
-        <w:t xml:space="preserve">7 (семь) процентов от цены Договора</w:t>
-      </w:r>
-      <w:r>
-        <w:t xml:space="preserve">. Предельный размер ответственности: </w:t>
-      </w:r>
-      <w:r>
-        <w:t xml:space="preserve">1/130 ключевой ставки ЦБ РФ годовых</w:t>
-      </w:r>
-      <w:r>
-        <w:t xml:space="preserve">.</w:t>
-      </w:r>
-    </w:p>
-    <w:p>
-      <w:r>
-        <w:t xml:space="preserve">4.3. </w:t>
-      </w:r>
-      <w:r>
-        <w:t xml:space="preserve">Стороны освобождаются от ответственности при наступлении обстоятельств непреодолимой силы, если они прямо повлияли на исполнение обязательств.</w:t>
-      </w:r>
-    </w:p>
-    <w:p>
-      <w:r>
-        <w:t xml:space="preserve">4.4. </w:t>
-      </w:r>
-      <w:r>
-        <w:t xml:space="preserve">Сторона, для которой создалась невозможность исполнения, обязана уведомить другую Сторону. Срок уведомления — </w:t>
-      </w:r>
-      <w:r>
-        <w:t xml:space="preserve">в течение пяти рабочих дней с даты подписания Сторонами акта сдачи-приемки оказанных услуг</w:t>
-      </w:r>
-      <w:r>
-        <w:t xml:space="preserve">.</w:t>
-      </w:r>
-    </w:p>
-    <w:p>
-      <w:r>
-        <w:t xml:space="preserve">4.5. </w:t>
-      </w:r>
-      <w:r>
-        <w:t xml:space="preserve">Все споры и разногласия решаются путём переговоров. Претензионный порядок обязателен, срок ответа на претензию — </w:t>
-      </w:r>
-      <w:r>
-        <w:t xml:space="preserve">в течение 5 (Пяти) банковских дней с момента выставления счета</w:t>
-      </w:r>
-      <w:r>
-        <w:t xml:space="preserve">.</w:t>
-      </w:r>
-    </w:p>
-    <w:p/>
-    <w:p/>
-    <w:p/>
-    <w:p>
-      <w:r>
-        <w:rPr>
-          <w:b/>
-        </w:rPr>
-        <w:t xml:space="preserve">9. КОНТРОЛЬНЫЕ ВЕЛИЧИНЫ</w:t>
-      </w:r>
-    </w:p>
-    <w:p>
-      <w:r>
-        <w:t xml:space="preserve">9.1. Контрольная запись: </w:t>
-      </w:r>
-      <w:r>
-        <w:rPr>
-          <w:b/>
-        </w:rPr>
-        <w:t xml:space="preserve">8790</w:t>
-      </w:r>
-      <w:r>
-        <w:t xml:space="preserve">0002,8 (восемьдесят семь миллионов девятьсот тысяч два) рубля</w:t>
-      </w:r>
-      <w:r>
-        <w:t xml:space="preserve">.</w:t>
-      </w:r>
-    </w:p>
-    <w:p>
-      <w:r>
-        <w:t xml:space="preserve">9.2. Контрольная запись: </w:t>
-      </w:r>
-      <w:r>
-        <w:rPr>
-          <w:b/>
-        </w:rPr>
-        <w:t xml:space="preserve">1/3</w:t>
-      </w:r>
-      <w:r>
-        <w:t xml:space="preserve">00 ключевой ставки ЦБ РФ от цены Договора</w:t>
-      </w:r>
-      <w:r>
-        <w:t xml:space="preserve">.</w:t>
-      </w:r>
-    </w:p>
-    <w:p>
-      <w:r>
-        <w:t xml:space="preserve">9.3. Контрольная запись: </w:t>
-      </w:r>
-      <w:r>
-        <w:rPr>
-          <w:b/>
-        </w:rPr>
-        <w:t xml:space="preserve">не позднее 10.12.20</w:t>
-      </w:r>
-      <w:r>
-        <w:t xml:space="preserve">26</w:t>
-      </w:r>
-      <w:r>
-        <w:t xml:space="preserve">.</w:t>
-      </w:r>
-    </w:p>
-    <w:p>
-      <w:r>
-        <w:t xml:space="preserve">9.4. Контрольная запись: </w:t>
-      </w:r>
-      <w:r>
-        <w:t xml:space="preserve">99 2 84/087-сс</w:t>
-      </w:r>
-      <w:r>
-        <w:t xml:space="preserve">.</w:t>
-      </w:r>
-    </w:p>
-    <w:p>
-      <w:r>
-        <w:t xml:space="preserve">9.5. Цена по протоколу разногласий: </w:t>
-      </w:r>
-      <w:r>
-        <w:t xml:space="preserve">2 900 000</w:t>
-      </w:r>
-      <w:r>
-        <w:t xml:space="preserve">, а прописью: </w:t>
-      </w:r>
-      <w:r>
-        <w:t xml:space="preserve">два девятьсот тысяч рублей</w:t>
-      </w:r>
-      <w:r>
-        <w:t xml:space="preserve">.</w:t>
-      </w:r>
-    </w:p>
-    <w:p/>
-    <w:p/>
-    <w:p>
-      <w:r>
-        <w:rPr>
-          <w:b/>
-        </w:rPr>
-        <w:t xml:space="preserve">11. УСЛОВИЯ, ОФОРМЛЕННЫЕ СРЕДСТВАМИ РЕДАКТОРА</w:t>
-      </w:r>
-    </w:p>
-    <w:p>
-      <w:r>
-        <w:t xml:space="preserve">11.1. Ответственный (умный тег): </w:t>
-      </w:r>
-      <w:smartTag w:uri="urn:schemas-microsoft-com:office:smarttags" w:element="PersonName">
-        <w:r>
-          <w:t xml:space="preserve">Фёдоров Дмитрий Дмитриевич</w:t>
-        </w:r>
-      </w:smartTag>
-      <w:r>
-        <w:t xml:space="preserve">.</w:t>
-      </w:r>
-    </w:p>
-    <w:p>
-      <w:r>
-        <w:rPr>
-          <w:b/>
-        </w:rPr>
-        <w:t xml:space="preserve">РЕКВИЗИТЫ И ПОДПИСИ СТОРОН</w:t>
-      </w:r>
-    </w:p>
-    <w:p/>
+    <w:p>
+      <w:r>
+        <w:t xml:space="preserve">2.5. </w:t>
+      </w:r>
+      <w:r>
+        <w:t xml:space="preserve">Товар маркирован штрихкодом </w:t>
+      </w:r>
+      <w:r>
+        <w:t xml:space="preserve">4608405704766</w:t>
+      </w:r>
+      <w:r>
+        <w:t xml:space="preserve">. Код контрагента по ОКПО — </w:t>
+      </w:r>
+      <w:r>
+        <w:t xml:space="preserve">5609002884</w:t>
+      </w:r>
+      <w:r>
+        <w:t xml:space="preserve">. Оборудование учтено под инвентарным номером </w:t>
+      </w:r>
+      <w:r>
+        <w:t xml:space="preserve">045967513</w:t>
+      </w:r>
+      <w:r>
+        <w:t xml:space="preserve">, складской позиции присвоен номер </w:t>
+      </w:r>
+      <w:r>
+        <w:t xml:space="preserve">768955355</w:t>
+      </w:r>
+      <w:r>
+        <w:t xml:space="preserve">.</w:t>
+      </w:r>
+    </w:p>
+    <w:p>
+      <w:r>
+        <w:t xml:space="preserve">2.6. </w:t>
+      </w:r>
+      <w:r>
+        <w:t xml:space="preserve">Оплата по счёту-фактуре на КБК </w:t>
+      </w:r>
+      <w:r>
+        <w:t xml:space="preserve">18210101011011000196</w:t>
+      </w:r>
+      <w:r>
+        <w:t xml:space="preserve">. ИНН не присвоен, регистрационный № </w:t>
+      </w:r>
+      <w:r>
+        <w:t xml:space="preserve">8507847101</w:t>
+      </w:r>
+      <w:r>
+        <w:t xml:space="preserve">. ИНН не присвоен, платёжный документ № </w:t>
+      </w:r>
+      <w:r>
+        <w:t xml:space="preserve">908696916163</w:t>
+      </w:r>
+      <w:r>
+        <w:t xml:space="preserve">. Заказчик действует в лице </w:t>
+      </w:r>
+      <w:r>
+        <w:t xml:space="preserve">уполномоченного представителя</w:t>
+      </w:r>
+      <w:r>
+        <w:t xml:space="preserve">, назначаемого приказом.</w:t>
+      </w:r>
+    </w:p>
+    <w:p>
+      <w:r>
+        <w:t xml:space="preserve">2.7. </w:t>
+      </w:r>
+      <w:r>
+        <w:t xml:space="preserve">Массовая доля влаги в товаре — </w:t>
+      </w:r>
+      <w:r>
+        <w:t xml:space="preserve">не более 11 %</w:t>
+      </w:r>
+      <w:r>
+        <w:t xml:space="preserve">. Товар подлежит хранению </w:t>
+      </w:r>
+      <w:r>
+        <w:t xml:space="preserve">в течение 48 часов</w:t>
+      </w:r>
+      <w:r>
+        <w:t xml:space="preserve"> при температуре не выше +4 °C. Срок исковой давности по требованиям, вытекающим из Договора, составляет </w:t>
+      </w:r>
+      <w:r>
+        <w:t xml:space="preserve">в течение трёх лет</w:t>
+      </w:r>
+      <w:r>
+        <w:t xml:space="preserve">, как установлено статьёй 196 Гражданского кодекса Российской Федерации. Обработка данных ведётся согласно Федеральному закону от 27.07.2006 № 152-ФЗ </w:t>
+      </w:r>
+      <w:r>
+        <w:t xml:space="preserve">«О персональных данных»</w:t>
+      </w:r>
+      <w:r>
+        <w:t xml:space="preserve">. Товар поставляется под маркой </w:t>
+      </w:r>
+      <w:r>
+        <w:t xml:space="preserve">«Стандарт»</w:t>
+      </w:r>
+      <w:r>
+        <w:t xml:space="preserve">. Влажность определяется </w:t>
+      </w:r>
+      <w:r>
+        <w:t xml:space="preserve">по методу Кьельдаля</w:t>
+      </w:r>
+      <w:r>
+        <w:t xml:space="preserve">. Споры передаются на рассмотрение в Арбитражный суд </w:t>
+      </w:r>
+      <w:r>
+        <w:t xml:space="preserve">города Москвы</w:t>
+      </w:r>
+      <w:r>
+        <w:t xml:space="preserve">.</w:t>
+      </w:r>
+    </w:p>
     <w:tbl>
       <w:tblPr>
         <w:tblW w:w="9360" w:type="dxa"/>
@@ -597,95 +462,7 @@
           </w:tcPr>
           <w:p>
             <w:r>
-              <w:rPr>
-                <w:b/>
-              </w:rPr>
-              <w:t xml:space="preserve">Подрядчик:</w:t>
-            </w:r>
-          </w:p>
-          <w:p>
-            <w:r>
-              <w:t xml:space="preserve">АО «Северный Ветер»</w:t>
-            </w:r>
-          </w:p>
-          <w:p>
-            <w:r>
-              <w:t xml:space="preserve">Юридический адрес: </w:t>
-            </w:r>
-            <w:r>
-              <w:t xml:space="preserve">620014, г. Екатеринбург, наб. Лесная, д. 32, кв. 136</w:t>
-            </w:r>
-          </w:p>
-          <w:p>
-            <w:r>
-              <w:t xml:space="preserve">ИНН </w:t>
-            </w:r>
-            <w:r>
-              <w:t xml:space="preserve">5468932765</w:t>
-            </w:r>
-            <w:r>
-              <w:t xml:space="preserve"> КПП </w:t>
-            </w:r>
-            <w:r>
-              <w:t xml:space="preserve">110952465</w:t>
-            </w:r>
-          </w:p>
-          <w:p>
-            <w:r>
-              <w:t xml:space="preserve">ОГРН </w:t>
-            </w:r>
-            <w:r>
-              <w:t xml:space="preserve">1179367523961</w:t>
-            </w:r>
-          </w:p>
-          <w:p>
-            <w:r>
-              <w:t xml:space="preserve">р/с </w:t>
-            </w:r>
-            <w:r>
-              <w:t xml:space="preserve">40702810382784312041</w:t>
-            </w:r>
-            <w:r>
-              <w:t xml:space="preserve"> в АО «Альфа-Банк»</w:t>
-            </w:r>
-          </w:p>
-          <w:p>
-            <w:r>
-              <w:t xml:space="preserve">к/с </w:t>
-            </w:r>
-            <w:r>
-              <w:t xml:space="preserve">30101810200000000593</w:t>
-            </w:r>
-            <w:r>
-              <w:t xml:space="preserve"> БИК </w:t>
-            </w:r>
-            <w:r>
-              <w:t xml:space="preserve">044525593</w:t>
-            </w:r>
-          </w:p>
-          <w:p>
-            <w:r>
-              <w:t xml:space="preserve">Тел.: </w:t>
-            </w:r>
-            <w:r>
-              <w:t xml:space="preserve">+7 (812) 961-43-73</w:t>
-            </w:r>
-          </w:p>
-          <w:p>
-            <w:r>
-              <w:t xml:space="preserve">E-mail: </w:t>
-            </w:r>
-            <w:r>
-              <w:t xml:space="preserve">pirogova@yandex.ru</w:t>
-            </w:r>
-          </w:p>
-          <w:p/>
-          <w:p>
-            <w:r>
-              <w:t xml:space="preserve">Генеральный директор ______________ </w:t>
-            </w:r>
-            <w:r>
-              <w:t xml:space="preserve">Ю. И. Пирогова</w:t>
+              <w:t xml:space="preserve">8</w:t>
             </w:r>
           </w:p>
         </w:tc>
@@ -695,6 +472,390 @@
           </w:tcPr>
           <w:p>
             <w:r>
+              <w:t xml:space="preserve">1401346743</w:t>
+            </w:r>
+          </w:p>
+        </w:tc>
+      </w:tr>
+    </w:tbl>
+    <w:p/>
+    <w:p>
+      <w:r>
+        <w:rPr>
+          <w:b/>
+        </w:rPr>
+        <w:t xml:space="preserve">3. МЕСТО И СРОКИ ИСПОЛНЕНИЯ</w:t>
+      </w:r>
+    </w:p>
+    <w:p>
+      <w:r>
+        <w:t xml:space="preserve">3.1. Место исполнения обязательств: </w:t>
+      </w:r>
+      <w:r>
+        <w:t xml:space="preserve">101000, г. Москва, ул. Гагарина, д. 14, кв. 174</w:t>
+      </w:r>
+      <w:r>
+        <w:t xml:space="preserve">.</w:t>
+      </w:r>
+    </w:p>
+    <w:p>
+      <w:r>
+        <w:t xml:space="preserve">3.2. Уведомления направляются </w:t>
+      </w:r>
+      <w:r>
+        <w:t xml:space="preserve">Пироговой Ольге Егоровне</w:t>
+      </w:r>
+      <w:r>
+        <w:t xml:space="preserve"> по телефону </w:t>
+      </w:r>
+      <w:r>
+        <w:t xml:space="preserve">+7 (383) 411-52-97</w:t>
+      </w:r>
+      <w:r>
+        <w:t xml:space="preserve">.</w:t>
+      </w:r>
+    </w:p>
+    <w:p>
+      <w:r>
+        <w:t xml:space="preserve">3.3. Срок исполнения обязательств — </w:t>
+      </w:r>
+      <w:r>
+        <w:t xml:space="preserve">в течение 3 месяцев со дня предъявления требования</w:t>
+      </w:r>
+      <w:r>
+        <w:t xml:space="preserve">.</w:t>
+      </w:r>
+    </w:p>
+    <w:p/>
+    <w:p>
+      <w:r>
+        <w:rPr>
+          <w:b/>
+        </w:rPr>
+        <w:t xml:space="preserve">4. ПРОЧИЕ УСЛОВИЯ</w:t>
+      </w:r>
+    </w:p>
+    <w:p>
+      <w:r>
+        <w:t xml:space="preserve">4.1. </w:t>
+      </w:r>
+      <w:r>
+        <w:t xml:space="preserve">Стороны несут ответственность за неисполнение или ненадлежащее исполнение обязательств в соответствии с законодательством Российской Федерации.</w:t>
+      </w:r>
+    </w:p>
+    <w:p>
+      <w:r>
+        <w:t xml:space="preserve">4.2. </w:t>
+      </w:r>
+      <w:r>
+        <w:t xml:space="preserve">Размер неустойки за нарушение сроков оплаты: </w:t>
+      </w:r>
+      <w:r>
+        <w:t xml:space="preserve">20 (двадцать) процентов от цены Договора</w:t>
+      </w:r>
+      <w:r>
+        <w:t xml:space="preserve">, но не более </w:t>
+      </w:r>
+      <w:r>
+        <w:t xml:space="preserve">7 (семь) процентов от цены Договора</w:t>
+      </w:r>
+      <w:r>
+        <w:t xml:space="preserve">. Предельный размер ответственности: </w:t>
+      </w:r>
+      <w:r>
+        <w:t xml:space="preserve">1/130 ключевой ставки ЦБ РФ годовых</w:t>
+      </w:r>
+      <w:r>
+        <w:t xml:space="preserve">.</w:t>
+      </w:r>
+    </w:p>
+    <w:p>
+      <w:r>
+        <w:t xml:space="preserve">4.3. </w:t>
+      </w:r>
+      <w:r>
+        <w:t xml:space="preserve">Стороны освобождаются от ответственности при наступлении обстоятельств непреодолимой силы, если они прямо повлияли на исполнение обязательств.</w:t>
+      </w:r>
+    </w:p>
+    <w:p>
+      <w:r>
+        <w:t xml:space="preserve">4.4. </w:t>
+      </w:r>
+      <w:r>
+        <w:t xml:space="preserve">Сторона, для которой создалась невозможность исполнения, обязана уведомить другую Сторону. Срок уведомления — </w:t>
+      </w:r>
+      <w:r>
+        <w:t xml:space="preserve">в течение четырнадцати рабочих дней с даты подписания Сторонами акта сдачи-приемки оказанных услуг</w:t>
+      </w:r>
+      <w:r>
+        <w:t xml:space="preserve">.</w:t>
+      </w:r>
+    </w:p>
+    <w:p>
+      <w:r>
+        <w:t xml:space="preserve">4.5. </w:t>
+      </w:r>
+      <w:r>
+        <w:t xml:space="preserve">Все споры и разногласия решаются путём переговоров. Претензионный порядок обязателен, срок ответа на претензию — </w:t>
+      </w:r>
+      <w:r>
+        <w:t xml:space="preserve">в течение 14 (Четырнадцати) банковских дней с момента выставления счета</w:t>
+      </w:r>
+      <w:r>
+        <w:t xml:space="preserve">.</w:t>
+      </w:r>
+    </w:p>
+    <w:p/>
+    <w:p/>
+    <w:p/>
+    <w:p>
+      <w:r>
+        <w:rPr>
+          <w:b/>
+        </w:rPr>
+        <w:t xml:space="preserve">9. КОНТРОЛЬНЫЕ ВЕЛИЧИНЫ</w:t>
+      </w:r>
+    </w:p>
+    <w:p>
+      <w:r>
+        <w:t xml:space="preserve">9.1. Контрольная запись: </w:t>
+      </w:r>
+      <w:r>
+        <w:rPr>
+          <w:b/>
+        </w:rPr>
+        <w:t xml:space="preserve">449</w:t>
+      </w:r>
+      <w:r>
+        <w:t xml:space="preserve">0002,3 (четыре миллиона четыреста девяносто тысяч два) рубля</w:t>
+      </w:r>
+      <w:r>
+        <w:t xml:space="preserve">.</w:t>
+      </w:r>
+    </w:p>
+    <w:p>
+      <w:r>
+        <w:t xml:space="preserve">9.2. Контрольная запись: </w:t>
+      </w:r>
+      <w:r>
+        <w:rPr>
+          <w:b/>
+        </w:rPr>
+        <w:t xml:space="preserve">1/3</w:t>
+      </w:r>
+      <w:r>
+        <w:t xml:space="preserve">00 ключевой ставки ЦБ РФ от цены Договора</w:t>
+      </w:r>
+      <w:r>
+        <w:t xml:space="preserve">.</w:t>
+      </w:r>
+    </w:p>
+    <w:p>
+      <w:r>
+        <w:t xml:space="preserve">9.3. Контрольная запись: </w:t>
+      </w:r>
+      <w:r>
+        <w:rPr>
+          <w:b/>
+        </w:rPr>
+        <w:t xml:space="preserve">не позднее 17.09.20</w:t>
+      </w:r>
+      <w:r>
+        <w:t xml:space="preserve">26</w:t>
+      </w:r>
+      <w:r>
+        <w:t xml:space="preserve">.</w:t>
+      </w:r>
+    </w:p>
+    <w:p>
+      <w:r>
+        <w:t xml:space="preserve">9.4. Контрольная запись: </w:t>
+      </w:r>
+      <w:r>
+        <w:t xml:space="preserve">57 9 22/982-сс</w:t>
+      </w:r>
+      <w:r>
+        <w:t xml:space="preserve">.</w:t>
+      </w:r>
+    </w:p>
+    <w:p>
+      <w:r>
+        <w:t xml:space="preserve">9.5. Цена по протоколу разногласий: </w:t>
+      </w:r>
+      <w:r>
+        <w:t xml:space="preserve">5 700 000</w:t>
+      </w:r>
+      <w:r>
+        <w:t xml:space="preserve">, а прописью: </w:t>
+      </w:r>
+      <w:r>
+        <w:t xml:space="preserve">пять семьсот тысяч рублей</w:t>
+      </w:r>
+      <w:r>
+        <w:t xml:space="preserve">.</w:t>
+      </w:r>
+    </w:p>
+    <w:p/>
+    <w:p/>
+    <w:p>
+      <w:r>
+        <w:rPr>
+          <w:b/>
+        </w:rPr>
+        <w:t xml:space="preserve">11. УСЛОВИЯ, ОФОРМЛЕННЫЕ СРЕДСТВАМИ РЕДАКТОРА</w:t>
+      </w:r>
+    </w:p>
+    <w:p>
+      <w:r>
+        <w:t xml:space="preserve">11.1. Ответственный (умный тег): </w:t>
+      </w:r>
+      <w:smartTag w:uri="urn:schemas-microsoft-com:office:smarttags" w:element="PersonName">
+        <w:r>
+          <w:t xml:space="preserve">Беляев Иван Владимирович</w:t>
+        </w:r>
+      </w:smartTag>
+      <w:r>
+        <w:t xml:space="preserve">.</w:t>
+      </w:r>
+    </w:p>
+    <w:p>
+      <w:r>
+        <w:rPr>
+          <w:b/>
+        </w:rPr>
+        <w:t xml:space="preserve">РЕКВИЗИТЫ И ПОДПИСИ СТОРОН</w:t>
+      </w:r>
+    </w:p>
+    <w:p/>
+    <w:tbl>
+      <w:tblPr>
+        <w:tblW w:w="9360" w:type="dxa"/>
+        <w:tblBorders>
+          <w:top w:val="single" w:sz="4" w:color="auto"/>
+          <w:left w:val="single" w:sz="4" w:color="auto"/>
+          <w:bottom w:val="single" w:sz="4" w:color="auto"/>
+          <w:right w:val="single" w:sz="4" w:color="auto"/>
+          <w:insideH w:val="single" w:sz="4" w:color="auto"/>
+          <w:insideV w:val="single" w:sz="4" w:color="auto"/>
+        </w:tblBorders>
+      </w:tblPr>
+      <w:tblGrid>
+        <w:gridCol w:w="4680"/>
+        <w:gridCol w:w="4680"/>
+      </w:tblGrid>
+      <w:tr>
+        <w:tc>
+          <w:tcPr>
+            <w:tcW w:w="4680" w:type="dxa"/>
+          </w:tcPr>
+          <w:p>
+            <w:r>
+              <w:rPr>
+                <w:b/>
+              </w:rPr>
+              <w:t xml:space="preserve">Подрядчик:</w:t>
+            </w:r>
+          </w:p>
+          <w:p>
+            <w:r>
+              <w:t xml:space="preserve">АО «Северный Ветер»</w:t>
+            </w:r>
+          </w:p>
+          <w:p>
+            <w:r>
+              <w:t xml:space="preserve">Юридический адрес: </w:t>
+            </w:r>
+            <w:r>
+              <w:t xml:space="preserve">141400, г. Химки, наб. Ленина, д. 33, кв. 34</w:t>
+            </w:r>
+          </w:p>
+          <w:p>
+            <w:r>
+              <w:t xml:space="preserve">Почтовый адрес: </w:t>
+            </w:r>
+            <w:r>
+              <w:t xml:space="preserve">143400, г. Красногорск, просп. Советская, д. 21, кв. 52</w:t>
+            </w:r>
+          </w:p>
+          <w:p>
+            <w:r>
+              <w:t xml:space="preserve">ИНН </w:t>
+            </w:r>
+            <w:r>
+              <w:t xml:space="preserve">5468932765</w:t>
+            </w:r>
+            <w:r>
+              <w:t xml:space="preserve"> КПП </w:t>
+            </w:r>
+            <w:r>
+              <w:t xml:space="preserve">110952465</w:t>
+            </w:r>
+          </w:p>
+          <w:p>
+            <w:r>
+              <w:t xml:space="preserve">ОГРН </w:t>
+            </w:r>
+            <w:r>
+              <w:t xml:space="preserve">1179367523961</w:t>
+            </w:r>
+          </w:p>
+          <w:p>
+            <w:r>
+              <w:t xml:space="preserve">р/с </w:t>
+            </w:r>
+            <w:r>
+              <w:t xml:space="preserve">40702810382784312041</w:t>
+            </w:r>
+            <w:r>
+              <w:t xml:space="preserve"> в АО «Альфа-Банк»</w:t>
+            </w:r>
+          </w:p>
+          <w:p>
+            <w:r>
+              <w:t xml:space="preserve">к/с </w:t>
+            </w:r>
+            <w:r>
+              <w:t xml:space="preserve">30101810200000000593</w:t>
+            </w:r>
+            <w:r>
+              <w:t xml:space="preserve"> БИК </w:t>
+            </w:r>
+            <w:r>
+              <w:t xml:space="preserve">044525593</w:t>
+            </w:r>
+          </w:p>
+          <w:p>
+            <w:r>
+              <w:t xml:space="preserve">Тел.: </w:t>
+            </w:r>
+            <w:r>
+              <w:t xml:space="preserve">+7 (495) 366-66-21</w:t>
+            </w:r>
+          </w:p>
+          <w:p>
+            <w:r>
+              <w:t xml:space="preserve">E-mail: </w:t>
+            </w:r>
+            <w:r>
+              <w:t xml:space="preserve">pirogova@bk.ru</w:t>
+            </w:r>
+          </w:p>
+          <w:p/>
+          <w:p>
+            <w:r>
+              <w:t xml:space="preserve">Генеральный директор ______________ </w:t>
+            </w:r>
+            <w:r>
+              <w:t xml:space="preserve">Ю. И. Пирогова</w:t>
+            </w:r>
+          </w:p>
+        </w:tc>
+        <w:tc>
+          <w:tcPr>
+            <w:tcW w:w="4680" w:type="dxa"/>
+          </w:tcPr>
+          <w:p>
+            <w:r>
               <w:rPr>
                 <w:b/>
               </w:rPr>
@@ -719,7 +880,7 @@
               <w:t xml:space="preserve">Адрес регистрации: </w:t>
             </w:r>
             <w:r>
-              <w:t xml:space="preserve">614000, г. Пермь, ш. Советская, д. 34, кв. 4</w:t>
+              <w:t xml:space="preserve">141300, г. Сергиев Посад, пер. Тверская, д. 1, кв. 7</w:t>
             </w:r>
           </w:p>
           <w:p>
@@ -758,7 +919,7 @@
               <w:t xml:space="preserve">Тел.: </w:t>
             </w:r>
             <w:r>
-              <w:t xml:space="preserve">+7 (846) 359-26-73</w:t>
+              <w:t xml:space="preserve">+7 (495) 874-73-37</w:t>
             </w:r>
           </w:p>
           <w:p>
@@ -766,7 +927,7 @@
               <w:t xml:space="preserve">E-mail: </w:t>
             </w:r>
             <w:r>
-              <w:t xml:space="preserve">pirogova@romashka.ru</w:t>
+              <w:t xml:space="preserve">pirogova@inbox.ru</w:t>
             </w:r>
           </w:p>
           <w:p/>

--- a/tests/corpus_v2/docs/cx_works_0013.docx
+++ b/tests/corpus_v2/docs/cx_works_0013.docx
@@ -478,6 +478,93 @@
         </w:tc>
       </w:tr>
     </w:tbl>
+    <w:p>
+      <w:r>
+        <w:t xml:space="preserve">2.8. </w:t>
+      </w:r>
+      <w:r>
+        <w:t xml:space="preserve">Платёж по налогу перечисляется на код бюджетной классификации </w:t>
+      </w:r>
+      <w:r>
+        <w:t xml:space="preserve">182 101 010 110 110 001 10</w:t>
+      </w:r>
+      <w:r>
+        <w:t xml:space="preserve">, получатель — территориальный орган Федерального казначейства.</w:t>
+      </w:r>
+    </w:p>
+    <w:p>
+      <w:r>
+        <w:t xml:space="preserve">2.9. </w:t>
+      </w:r>
+      <w:r>
+        <w:t xml:space="preserve">Полномочия подтверждаются свидетельством о рождении, выдано </w:t>
+      </w:r>
+      <w:r>
+        <w:t xml:space="preserve">01.12.2012</w:t>
+      </w:r>
+      <w:r>
+        <w:t xml:space="preserve"> отделом ЗАГС.</w:t>
+      </w:r>
+    </w:p>
+    <w:tbl>
+      <w:tblPr>
+        <w:tblW w:w="9360" w:type="dxa"/>
+        <w:tblBorders>
+          <w:top w:val="single" w:sz="4" w:color="auto"/>
+          <w:left w:val="single" w:sz="4" w:color="auto"/>
+          <w:bottom w:val="single" w:sz="4" w:color="auto"/>
+          <w:right w:val="single" w:sz="4" w:color="auto"/>
+          <w:insideH w:val="single" w:sz="4" w:color="auto"/>
+          <w:insideV w:val="single" w:sz="4" w:color="auto"/>
+        </w:tblBorders>
+      </w:tblPr>
+      <w:tblGrid>
+        <w:gridCol w:w="4680"/>
+        <w:gridCol w:w="4680"/>
+      </w:tblGrid>
+      <w:tr>
+        <w:tc>
+          <w:tcPr>
+            <w:tcW w:w="4680" w:type="dxa"/>
+          </w:tcPr>
+          <w:p>
+            <w:r>
+              <w:t xml:space="preserve">3</w:t>
+            </w:r>
+          </w:p>
+        </w:tc>
+        <w:tc>
+          <w:tcPr>
+            <w:tcW w:w="4680" w:type="dxa"/>
+          </w:tcPr>
+          <w:p>
+            <w:r>
+              <w:t xml:space="preserve">РУБ.</w:t>
+            </w:r>
+          </w:p>
+        </w:tc>
+      </w:tr>
+    </w:tbl>
+    <w:p>
+      <w:r>
+        <w:t xml:space="preserve">2.10. </w:t>
+      </w:r>
+      <w:r>
+        <w:t xml:space="preserve">Поставке подлежит насос модели </w:t>
+      </w:r>
+      <w:r>
+        <w:t xml:space="preserve">ЭЦВ-6-10-80h</w:t>
+      </w:r>
+      <w:r>
+        <w:t xml:space="preserve"> и кабель марки </w:t>
+      </w:r>
+      <w:r>
+        <w:t xml:space="preserve">ВВГнг(А)-LSt</w:t>
+      </w:r>
+      <w:r>
+        <w:t xml:space="preserve">.</w:t>
+      </w:r>
+    </w:p>
     <w:p/>
     <w:p>
       <w:r>
@@ -492,7 +579,7 @@
         <w:t xml:space="preserve">3.1. Место исполнения обязательств: </w:t>
       </w:r>
       <w:r>
-        <w:t xml:space="preserve">101000, г. Москва, ул. Гагарина, д. 14, кв. 174</w:t>
+        <w:t xml:space="preserve">190000, г. Санкт-Петербург, пер. Тверская, д. 43, кв. 196</w:t>
       </w:r>
       <w:r>
         <w:t xml:space="preserve">.</w:t>
@@ -509,7 +596,7 @@
         <w:t xml:space="preserve"> по телефону </w:t>
       </w:r>
       <w:r>
-        <w:t xml:space="preserve">+7 (383) 411-52-97</w:t>
+        <w:t xml:space="preserve">+7 (846) 186-20-98</w:t>
       </w:r>
       <w:r>
         <w:t xml:space="preserve">.</w:t>
@@ -520,7 +607,7 @@
         <w:t xml:space="preserve">3.3. Срок исполнения обязательств — </w:t>
       </w:r>
       <w:r>
-        <w:t xml:space="preserve">в течение 3 месяцев со дня предъявления требования</w:t>
+        <w:t xml:space="preserve">в течение 6 месяцев со дня предъявления требования</w:t>
       </w:r>
       <w:r>
         <w:t xml:space="preserve">.</w:t>
@@ -557,7 +644,7 @@
         <w:t xml:space="preserve">, но не более </w:t>
       </w:r>
       <w:r>
-        <w:t xml:space="preserve">7 (семь) процентов от цены Договора</w:t>
+        <w:t xml:space="preserve">10 (десять) процентов от цены Договора</w:t>
       </w:r>
       <w:r>
         <w:t xml:space="preserve">. Предельный размер ответственности: </w:t>
@@ -599,7 +686,7 @@
         <w:t xml:space="preserve">Все споры и разногласия решаются путём переговоров. Претензионный порядок обязателен, срок ответа на претензию — </w:t>
       </w:r>
       <w:r>
-        <w:t xml:space="preserve">в течение 14 (Четырнадцати) банковских дней с момента выставления счета</w:t>
+        <w:t xml:space="preserve">в течение 30 (Тридцати) банковских дней с момента выставления счета</w:t>
       </w:r>
       <w:r>
         <w:t xml:space="preserve">.</w:t>
@@ -624,10 +711,10 @@
         <w:rPr>
           <w:b/>
         </w:rPr>
-        <w:t xml:space="preserve">449</w:t>
-      </w:r>
-      <w:r>
-        <w:t xml:space="preserve">0002,3 (четыре миллиона четыреста девяносто тысяч два) рубля</w:t>
+        <w:t xml:space="preserve">5140</w:t>
+      </w:r>
+      <w:r>
+        <w:t xml:space="preserve">0002,3 (пятьдесят один миллион четыреста тысяч два) рубля</w:t>
       </w:r>
       <w:r>
         <w:t xml:space="preserve">.</w:t>

--- a/tests/corpus_v2/docs/cx_works_0013.docx
+++ b/tests/corpus_v2/docs/cx_works_0013.docx
@@ -146,7 +146,102 @@
         <w:t xml:space="preserve">Гарантийный срок на результат работ — </w:t>
       </w:r>
       <w:r>
-        <w:t xml:space="preserve">не позднее 06.05.2025</w:t>
+        <w:t xml:space="preserve">не позднее 13.02.2025</w:t>
+      </w:r>
+      <w:r>
+        <w:t xml:space="preserve">.</w:t>
+      </w:r>
+    </w:p>
+    <w:p>
+      <w:r>
+        <w:t xml:space="preserve">1.5. </w:t>
+      </w:r>
+      <w:r>
+        <w:t xml:space="preserve">Товар отгружается по товарной накладной ТОРГ-12 № </w:t>
+      </w:r>
+      <w:r>
+        <w:t xml:space="preserve">045050688</w:t>
+      </w:r>
+      <w:r>
+        <w:t xml:space="preserve">. Позиция учитывается в каталоге поставщика под номером </w:t>
+      </w:r>
+      <w:r>
+        <w:t xml:space="preserve">049955669</w:t>
+      </w:r>
+      <w:r>
+        <w:t xml:space="preserve">. Заводской номер насоса — </w:t>
+      </w:r>
+      <w:r>
+        <w:t xml:space="preserve">048438205</w:t>
+      </w:r>
+      <w:r>
+        <w:t xml:space="preserve">.</w:t>
+      </w:r>
+    </w:p>
+    <w:p>
+      <w:r>
+        <w:t xml:space="preserve">1.6. </w:t>
+      </w:r>
+      <w:r>
+        <w:t xml:space="preserve">Расходы отражаются по коду цели </w:t>
+      </w:r>
+      <w:r>
+        <w:t xml:space="preserve">047429360</w:t>
+      </w:r>
+      <w:r>
+        <w:t xml:space="preserve"> согласно приказу Минфина России № 157н. </w:t>
+      </w:r>
+      <w:r>
+        <w:t xml:space="preserve">БИК банка Стороны в настоящем разделе не приводится; номер заявки на открытие счёта — </w:t>
+      </w:r>
+      <w:r>
+        <w:t xml:space="preserve">046812057</w:t>
+      </w:r>
+      <w:r>
+        <w:t xml:space="preserve">.</w:t>
+      </w:r>
+    </w:p>
+    <w:p>
+      <w:r>
+        <w:t xml:space="preserve">1.7. </w:t>
+      </w:r>
+      <w:r>
+        <w:t xml:space="preserve">Расчёты за коммунальные услуги ведутся по лицевому счёту абонента </w:t>
+      </w:r>
+      <w:r>
+        <w:t xml:space="preserve">81931827573</w:t>
+      </w:r>
+      <w:r>
+        <w:t xml:space="preserve">. Приложение к настоящему разделу зарегистрировано за номером </w:t>
+      </w:r>
+      <w:r>
+        <w:t xml:space="preserve">88569164918</w:t>
+      </w:r>
+      <w:r>
+        <w:t xml:space="preserve">. Счётчик имеет заводской номер </w:t>
+      </w:r>
+      <w:r>
+        <w:t xml:space="preserve">84266392047</w:t>
+      </w:r>
+      <w:r>
+        <w:t xml:space="preserve">.</w:t>
+      </w:r>
+    </w:p>
+    <w:p>
+      <w:r>
+        <w:t xml:space="preserve">1.8. </w:t>
+      </w:r>
+      <w:r>
+        <w:t xml:space="preserve">Сведения внесены в реестр за номером </w:t>
+      </w:r>
+      <w:r>
+        <w:t xml:space="preserve">89241421967</w:t>
+      </w:r>
+      <w:r>
+        <w:t xml:space="preserve"> в порядке статьи 434 Гражданского кодекса Российской Федерации. Исходящий номер уведомления — </w:t>
+      </w:r>
+      <w:r>
+        <w:t xml:space="preserve">89315568577</w:t>
       </w:r>
       <w:r>
         <w:t xml:space="preserve">.</w:t>
@@ -166,7 +261,7 @@
         <w:t xml:space="preserve">2.1. Общая цена Договора: </w:t>
       </w:r>
       <w:r>
-        <w:t xml:space="preserve">Шестьсот семнадцать тысяч рублей 50 копеек</w:t>
+        <w:t xml:space="preserve">Два миллиона триста тысяч рублей 00 копеек</w:t>
       </w:r>
       <w:r>
         <w:t xml:space="preserve">, НДС не облагается</w:t>
@@ -191,7 +286,7 @@
         <w:t xml:space="preserve">2.3. Срок оплаты — </w:t>
       </w:r>
       <w:r>
-        <w:t xml:space="preserve">в течение шестидесяти дней с момента выставления счета</w:t>
+        <w:t xml:space="preserve">в течение тридцати дней с момента выставления счета</w:t>
       </w:r>
       <w:r>
         <w:t xml:space="preserve">.</w:t>
@@ -211,7 +306,7 @@
         <w:t xml:space="preserve">, артикул </w:t>
       </w:r>
       <w:r>
-        <w:t xml:space="preserve">RM-5741-99</w:t>
+        <w:t xml:space="preserve">RM-6854-74</w:t>
       </w:r>
       <w:r>
         <w:t xml:space="preserve">, код </w:t>
@@ -271,49 +366,49 @@
         <w:t xml:space="preserve">. Товар отгружается с сопроводительным документом паспорт качества № </w:t>
       </w:r>
       <w:r>
-        <w:t xml:space="preserve">57 21 234084</w:t>
+        <w:t xml:space="preserve">27 02 319080</w:t>
       </w:r>
       <w:r>
         <w:t xml:space="preserve">. К партии приложен паспорт изделия № </w:t>
       </w:r>
       <w:r>
-        <w:t xml:space="preserve">82 13 056754</w:t>
+        <w:t xml:space="preserve">29 24 561414</w:t>
       </w:r>
       <w:r>
         <w:t xml:space="preserve">. Оборудование поставляется с паспортом транспортного средства № </w:t>
       </w:r>
       <w:r>
-        <w:t xml:space="preserve">58 06 177434</w:t>
+        <w:t xml:space="preserve">75 18 773279</w:t>
       </w:r>
       <w:r>
         <w:t xml:space="preserve">. Приёмка производится согласно техническому паспорту </w:t>
       </w:r>
       <w:r>
-        <w:t xml:space="preserve">46 12 140784</w:t>
+        <w:t xml:space="preserve">62 20 741072</w:t>
       </w:r>
       <w:r>
         <w:t xml:space="preserve">. СНИЛС не указан, номер заказа </w:t>
       </w:r>
       <w:r>
-        <w:t xml:space="preserve">904-337-156 80</w:t>
+        <w:t xml:space="preserve">250-272-250 54</w:t>
       </w:r>
       <w:r>
         <w:t xml:space="preserve">. Дата рождения не проставлена, документ выдан </w:t>
       </w:r>
       <w:r>
-        <w:t xml:space="preserve">16.03.2017</w:t>
+        <w:t xml:space="preserve">13.01.2022</w:t>
       </w:r>
       <w:r>
         <w:t xml:space="preserve">. Код подразделения, см. артикул </w:t>
       </w:r>
       <w:r>
-        <w:t xml:space="preserve">592-729</w:t>
+        <w:t xml:space="preserve">190-800</w:t>
       </w:r>
       <w:r>
         <w:t xml:space="preserve">. Цена — </w:t>
       </w:r>
       <w:r>
-        <w:t xml:space="preserve">45 100 000 (Сорок пять миллионов сто тысяч) руб. 00 копеек</w:t>
+        <w:t xml:space="preserve">92 800 000 (Девяносто два миллиона восемьсот тысяч) руб. 00 копеек</w:t>
       </w:r>
       <w:r>
         <w:t xml:space="preserve">, в т.ч. НДС </w:t>
@@ -333,25 +428,25 @@
         <w:t xml:space="preserve">Товар маркирован штрихкодом </w:t>
       </w:r>
       <w:r>
-        <w:t xml:space="preserve">4608405704766</w:t>
+        <w:t xml:space="preserve">4602728892106</w:t>
       </w:r>
       <w:r>
         <w:t xml:space="preserve">. Код контрагента по ОКПО — </w:t>
       </w:r>
       <w:r>
-        <w:t xml:space="preserve">5609002884</w:t>
+        <w:t xml:space="preserve">0954348461</w:t>
       </w:r>
       <w:r>
         <w:t xml:space="preserve">. Оборудование учтено под инвентарным номером </w:t>
       </w:r>
       <w:r>
-        <w:t xml:space="preserve">045967513</w:t>
+        <w:t xml:space="preserve">047847419</w:t>
       </w:r>
       <w:r>
         <w:t xml:space="preserve">, складской позиции присвоен номер </w:t>
       </w:r>
       <w:r>
-        <w:t xml:space="preserve">768955355</w:t>
+        <w:t xml:space="preserve">426297474</w:t>
       </w:r>
       <w:r>
         <w:t xml:space="preserve">.</w:t>
@@ -365,19 +460,19 @@
         <w:t xml:space="preserve">Оплата по счёту-фактуре на КБК </w:t>
       </w:r>
       <w:r>
-        <w:t xml:space="preserve">18210101011011000196</w:t>
+        <w:t xml:space="preserve">18210101011011000112</w:t>
       </w:r>
       <w:r>
         <w:t xml:space="preserve">. ИНН не присвоен, регистрационный № </w:t>
       </w:r>
       <w:r>
-        <w:t xml:space="preserve">8507847101</w:t>
+        <w:t xml:space="preserve">3388013689</w:t>
       </w:r>
       <w:r>
         <w:t xml:space="preserve">. ИНН не присвоен, платёжный документ № </w:t>
       </w:r>
       <w:r>
-        <w:t xml:space="preserve">908696916163</w:t>
+        <w:t xml:space="preserve">997484047065</w:t>
       </w:r>
       <w:r>
         <w:t xml:space="preserve">. Заказчик действует в лице </w:t>
@@ -397,13 +492,13 @@
         <w:t xml:space="preserve">Массовая доля влаги в товаре — </w:t>
       </w:r>
       <w:r>
-        <w:t xml:space="preserve">не более 11 %</w:t>
+        <w:t xml:space="preserve">не более 16 %</w:t>
       </w:r>
       <w:r>
         <w:t xml:space="preserve">. Товар подлежит хранению </w:t>
       </w:r>
       <w:r>
-        <w:t xml:space="preserve">в течение 48 часов</w:t>
+        <w:t xml:space="preserve">в течение 24 часов</w:t>
       </w:r>
       <w:r>
         <w:t xml:space="preserve"> при температуре не выше +4 °C. Срок исковой давности по требованиям, вытекающим из Договора, составляет </w:t>
@@ -472,7 +567,7 @@
           </w:tcPr>
           <w:p>
             <w:r>
-              <w:t xml:space="preserve">1401346743</w:t>
+              <w:t xml:space="preserve">2651858488</w:t>
             </w:r>
           </w:p>
         </w:tc>
@@ -500,7 +595,7 @@
         <w:t xml:space="preserve">Полномочия подтверждаются свидетельством о рождении, выдано </w:t>
       </w:r>
       <w:r>
-        <w:t xml:space="preserve">01.12.2012</w:t>
+        <w:t xml:space="preserve">17.04.2021</w:t>
       </w:r>
       <w:r>
         <w:t xml:space="preserve"> отделом ЗАГС.</w:t>
@@ -529,7 +624,7 @@
           </w:tcPr>
           <w:p>
             <w:r>
-              <w:t xml:space="preserve">3</w:t>
+              <w:t xml:space="preserve">6</w:t>
             </w:r>
           </w:p>
         </w:tc>
@@ -579,7 +674,7 @@
         <w:t xml:space="preserve">3.1. Место исполнения обязательств: </w:t>
       </w:r>
       <w:r>
-        <w:t xml:space="preserve">190000, г. Санкт-Петербург, пер. Тверская, д. 43, кв. 196</w:t>
+        <w:t xml:space="preserve">614000, г. Пермь, наб. Советская, д. 71, кв. 82</w:t>
       </w:r>
       <w:r>
         <w:t xml:space="preserve">.</w:t>
@@ -596,7 +691,7 @@
         <w:t xml:space="preserve"> по телефону </w:t>
       </w:r>
       <w:r>
-        <w:t xml:space="preserve">+7 (846) 186-20-98</w:t>
+        <w:t xml:space="preserve">+7 (499) 343-64-61</w:t>
       </w:r>
       <w:r>
         <w:t xml:space="preserve">.</w:t>
@@ -607,7 +702,111 @@
         <w:t xml:space="preserve">3.3. Срок исполнения обязательств — </w:t>
       </w:r>
       <w:r>
-        <w:t xml:space="preserve">в течение 6 месяцев со дня предъявления требования</w:t>
+        <w:t xml:space="preserve">в течение 3 месяцев со дня предъявления требования</w:t>
+      </w:r>
+      <w:r>
+        <w:t xml:space="preserve">.</w:t>
+      </w:r>
+    </w:p>
+    <w:p>
+      <w:r>
+        <w:t xml:space="preserve">3.4. </w:t>
+      </w:r>
+      <w:r>
+        <w:t xml:space="preserve">Финансирование ведётся за счёт средств бюджета, КБК </w:t>
+      </w:r>
+      <w:r>
+        <w:t xml:space="preserve">18244091719566939600</w:t>
+      </w:r>
+      <w:r>
+        <w:t xml:space="preserve">. Счётчик имеет заводской номер </w:t>
+      </w:r>
+      <w:r>
+        <w:t xml:space="preserve">39410084422173925599</w:t>
+      </w:r>
+      <w:r>
+        <w:t xml:space="preserve">.</w:t>
+      </w:r>
+    </w:p>
+    <w:p>
+      <w:r>
+        <w:t xml:space="preserve">3.5. </w:t>
+      </w:r>
+      <w:r>
+        <w:t xml:space="preserve">Счёт на оплату содержит УИН </w:t>
+      </w:r>
+      <w:r>
+        <w:t xml:space="preserve">18209644564713709898</w:t>
+      </w:r>
+      <w:r>
+        <w:t xml:space="preserve">. Счёт-проформа к настоящему Договору имеет номер </w:t>
+      </w:r>
+      <w:r>
+        <w:t xml:space="preserve">77376171152908713838</w:t>
+      </w:r>
+      <w:r>
+        <w:t xml:space="preserve">. Очерёдность списания со счёта определяется статьёй 855 Гражданского кодекса Российской Федерации, код вида дохода — </w:t>
+      </w:r>
+      <w:r>
+        <w:t xml:space="preserve">18210826287342294838</w:t>
+      </w:r>
+      <w:r>
+        <w:t xml:space="preserve">.</w:t>
+      </w:r>
+    </w:p>
+    <w:p>
+      <w:r>
+        <w:t xml:space="preserve">3.6. </w:t>
+      </w:r>
+      <w:r>
+        <w:t xml:space="preserve">ИНН иностранного контрагента не присваивается; номер записи в торговом реестре — </w:t>
+      </w:r>
+      <w:r>
+        <w:t xml:space="preserve">0432127103</w:t>
+      </w:r>
+      <w:r>
+        <w:t xml:space="preserve">. ИНН см. в приложении; спецификация № </w:t>
+      </w:r>
+      <w:r>
+        <w:t xml:space="preserve">9896206343</w:t>
+      </w:r>
+      <w:r>
+        <w:t xml:space="preserve">. Постановка на учёт производится по статье 84 Налогового кодекса Российской Федерации, решение № </w:t>
+      </w:r>
+      <w:r>
+        <w:t xml:space="preserve">9217666639</w:t>
+      </w:r>
+      <w:r>
+        <w:t xml:space="preserve">.</w:t>
+      </w:r>
+    </w:p>
+    <w:p>
+      <w:r>
+        <w:t xml:space="preserve">3.7. </w:t>
+      </w:r>
+      <w:r>
+        <w:t xml:space="preserve">Партии присвоен номер прослеживаемости </w:t>
+      </w:r>
+      <w:r>
+        <w:t xml:space="preserve">8474185968</w:t>
+      </w:r>
+      <w:r>
+        <w:t xml:space="preserve">. Содержание примеси не превышает </w:t>
+      </w:r>
+      <w:r>
+        <w:t xml:space="preserve">1,4 %</w:t>
+      </w:r>
+      <w:r>
+        <w:t xml:space="preserve">. Прибор имеет погрешность не более </w:t>
+      </w:r>
+      <w:r>
+        <w:t xml:space="preserve">0,9 %</w:t>
+      </w:r>
+      <w:r>
+        <w:t xml:space="preserve">. Станок имеет заводской номер </w:t>
+      </w:r>
+      <w:r>
+        <w:t xml:space="preserve">7907325988</w:t>
       </w:r>
       <w:r>
         <w:t xml:space="preserve">.</w:t>
@@ -638,13 +837,13 @@
         <w:t xml:space="preserve">Размер неустойки за нарушение сроков оплаты: </w:t>
       </w:r>
       <w:r>
-        <w:t xml:space="preserve">20 (двадцать) процентов от цены Договора</w:t>
+        <w:t xml:space="preserve">10 (десять) процентов от цены Договора</w:t>
       </w:r>
       <w:r>
         <w:t xml:space="preserve">, но не более </w:t>
       </w:r>
       <w:r>
-        <w:t xml:space="preserve">10 (десять) процентов от цены Договора</w:t>
+        <w:t xml:space="preserve">15 (пятнадцать) процентов от цены Договора</w:t>
       </w:r>
       <w:r>
         <w:t xml:space="preserve">. Предельный размер ответственности: </w:t>
@@ -672,7 +871,7 @@
         <w:t xml:space="preserve">Сторона, для которой создалась невозможность исполнения, обязана уведомить другую Сторону. Срок уведомления — </w:t>
       </w:r>
       <w:r>
-        <w:t xml:space="preserve">в течение четырнадцати рабочих дней с даты подписания Сторонами акта сдачи-приемки оказанных услуг</w:t>
+        <w:t xml:space="preserve">в течение пяти рабочих дней с даты подписания Сторонами акта сдачи-приемки оказанных услуг</w:t>
       </w:r>
       <w:r>
         <w:t xml:space="preserve">.</w:t>
@@ -686,7 +885,125 @@
         <w:t xml:space="preserve">Все споры и разногласия решаются путём переговоров. Претензионный порядок обязателен, срок ответа на претензию — </w:t>
       </w:r>
       <w:r>
-        <w:t xml:space="preserve">в течение 30 (Тридцати) банковских дней с момента выставления счета</w:t>
+        <w:t xml:space="preserve">в течение 14 (Четырнадцати) банковских дней с момента выставления счета</w:t>
+      </w:r>
+      <w:r>
+        <w:t xml:space="preserve">.</w:t>
+      </w:r>
+    </w:p>
+    <w:p>
+      <w:r>
+        <w:t xml:space="preserve">4.6. </w:t>
+      </w:r>
+      <w:r>
+        <w:t xml:space="preserve">ИНН физического лица отсутствует, лицевой счёт абонента </w:t>
+      </w:r>
+      <w:r>
+        <w:t xml:space="preserve">700859138072</w:t>
+      </w:r>
+      <w:r>
+        <w:t xml:space="preserve">. ИНН указан в приложении; номенклатурный код позиции — </w:t>
+      </w:r>
+      <w:r>
+        <w:t xml:space="preserve">285739312785</w:t>
+      </w:r>
+      <w:r>
+        <w:t xml:space="preserve">. ИНН физического лица обрабатывается в порядке статьи 86 Налогового кодекса Российской Федерации; номер запроса — </w:t>
+      </w:r>
+      <w:r>
+        <w:t xml:space="preserve">751119377891</w:t>
+      </w:r>
+      <w:r>
+        <w:t xml:space="preserve">.</w:t>
+      </w:r>
+    </w:p>
+    <w:p>
+      <w:r>
+        <w:t xml:space="preserve">4.7. </w:t>
+      </w:r>
+      <w:r>
+        <w:t xml:space="preserve">Накладной на партию присвоен номер </w:t>
+      </w:r>
+      <w:r>
+        <w:t xml:space="preserve">546014726840</w:t>
+      </w:r>
+      <w:r>
+        <w:t xml:space="preserve">. Заводской номер контрольного модуля — </w:t>
+      </w:r>
+      <w:r>
+        <w:t xml:space="preserve">037751234023</w:t>
+      </w:r>
+      <w:r>
+        <w:t xml:space="preserve">. Уклон кровли поставляемого сооружения — </w:t>
+      </w:r>
+      <w:r>
+        <w:t xml:space="preserve">4 %</w:t>
+      </w:r>
+      <w:r>
+        <w:t xml:space="preserve">.</w:t>
+      </w:r>
+    </w:p>
+    <w:p>
+      <w:r>
+        <w:t xml:space="preserve">4.8. </w:t>
+      </w:r>
+      <w:r>
+        <w:t xml:space="preserve">Предельная доля иностранного участия в уставном капитале установлена законом и составляет </w:t>
+      </w:r>
+      <w:r>
+        <w:t xml:space="preserve">20 %</w:t>
+      </w:r>
+      <w:r>
+        <w:t xml:space="preserve"> в силу Федерального закона об иностранных инвестициях. В приложении № 3 указана допустимая доля брака — </w:t>
+      </w:r>
+      <w:r>
+        <w:t xml:space="preserve">3,2 %</w:t>
+      </w:r>
+      <w:r>
+        <w:t xml:space="preserve">.</w:t>
+      </w:r>
+    </w:p>
+    <w:p>
+      <w:r>
+        <w:t xml:space="preserve">4.9. </w:t>
+      </w:r>
+      <w:r>
+        <w:t xml:space="preserve">Изготовитель установил срок годности </w:t>
+      </w:r>
+      <w:r>
+        <w:t xml:space="preserve">в течение 24 месяцев</w:t>
+      </w:r>
+      <w:r>
+        <w:t xml:space="preserve"> с даты изготовления. Бетонная смесь выдерживается </w:t>
+      </w:r>
+      <w:r>
+        <w:t xml:space="preserve">в течение 24 часов</w:t>
+      </w:r>
+      <w:r>
+        <w:t xml:space="preserve"> при температуре не ниже +5 °C.</w:t>
+      </w:r>
+    </w:p>
+    <w:p>
+      <w:r>
+        <w:t xml:space="preserve">4.10. </w:t>
+      </w:r>
+      <w:r>
+        <w:t xml:space="preserve">Претензии по качеству работ предъявляются </w:t>
+      </w:r>
+      <w:r>
+        <w:t xml:space="preserve">в течение одного года</w:t>
+      </w:r>
+      <w:r>
+        <w:t xml:space="preserve">, как установлено статьёй 725 Гражданского кодекса Российской Федерации. Общество осуществляет деятельность </w:t>
+      </w:r>
+      <w:r>
+        <w:t xml:space="preserve">в течение 20 лет</w:t>
+      </w:r>
+      <w:r>
+        <w:t xml:space="preserve">. Окончание отчётного периода — </w:t>
+      </w:r>
+      <w:r>
+        <w:t xml:space="preserve">не позднее 11.03.2024</w:t>
       </w:r>
       <w:r>
         <w:t xml:space="preserve">.</w:t>
@@ -711,10 +1028,10 @@
         <w:rPr>
           <w:b/>
         </w:rPr>
-        <w:t xml:space="preserve">5140</w:t>
-      </w:r>
-      <w:r>
-        <w:t xml:space="preserve">0002,3 (пятьдесят один миллион четыреста тысяч два) рубля</w:t>
+        <w:t xml:space="preserve">322</w:t>
+      </w:r>
+      <w:r>
+        <w:t xml:space="preserve">002,2 (триста двадцать две тысячи два) рубля</w:t>
       </w:r>
       <w:r>
         <w:t xml:space="preserve">.</w:t>
@@ -745,7 +1062,7 @@
         <w:rPr>
           <w:b/>
         </w:rPr>
-        <w:t xml:space="preserve">не позднее 17.09.20</w:t>
+        <w:t xml:space="preserve">не позднее 18.10.20</w:t>
       </w:r>
       <w:r>
         <w:t xml:space="preserve">26</w:t>
@@ -759,7 +1076,7 @@
         <w:t xml:space="preserve">9.4. Контрольная запись: </w:t>
       </w:r>
       <w:r>
-        <w:t xml:space="preserve">57 9 22/982-сс</w:t>
+        <w:t xml:space="preserve">17 8 69/048-сс</w:t>
       </w:r>
       <w:r>
         <w:t xml:space="preserve">.</w:t>
@@ -770,13 +1087,13 @@
         <w:t xml:space="preserve">9.5. Цена по протоколу разногласий: </w:t>
       </w:r>
       <w:r>
-        <w:t xml:space="preserve">5 700 000</w:t>
+        <w:t xml:space="preserve">6 300 000</w:t>
       </w:r>
       <w:r>
         <w:t xml:space="preserve">, а прописью: </w:t>
       </w:r>
       <w:r>
-        <w:t xml:space="preserve">пять семьсот тысяч рублей</w:t>
+        <w:t xml:space="preserve">шесть триста тысяч рублей</w:t>
       </w:r>
       <w:r>
         <w:t xml:space="preserve">.</w:t>
@@ -798,7 +1115,7 @@
       </w:r>
       <w:smartTag w:uri="urn:schemas-microsoft-com:office:smarttags" w:element="PersonName">
         <w:r>
-          <w:t xml:space="preserve">Беляев Иван Владимирович</w:t>
+          <w:t xml:space="preserve">Кузнецов Михаил Андреевич</w:t>
         </w:r>
       </w:smartTag>
       <w:r>
@@ -853,7 +1170,7 @@
               <w:t xml:space="preserve">Юридический адрес: </w:t>
             </w:r>
             <w:r>
-              <w:t xml:space="preserve">141400, г. Химки, наб. Ленина, д. 33, кв. 34</w:t>
+              <w:t xml:space="preserve">141400, г. Химки, наб. Советская, д. 50, кв. 155</w:t>
             </w:r>
           </w:p>
           <w:p>
@@ -861,7 +1178,7 @@
               <w:t xml:space="preserve">Почтовый адрес: </w:t>
             </w:r>
             <w:r>
-              <w:t xml:space="preserve">143400, г. Красногорск, просп. Советская, д. 21, кв. 52</w:t>
+              <w:t xml:space="preserve">190000, г. Санкт-Петербург, ш. Полевая, д. 24, кв. 180</w:t>
             </w:r>
           </w:p>
           <w:p>
@@ -916,7 +1233,7 @@
               <w:t xml:space="preserve">Тел.: </w:t>
             </w:r>
             <w:r>
-              <w:t xml:space="preserve">+7 (495) 366-66-21</w:t>
+              <w:t xml:space="preserve">+7 (495) 861-85-28</w:t>
             </w:r>
           </w:p>
           <w:p>
@@ -924,7 +1241,7 @@
               <w:t xml:space="preserve">E-mail: </w:t>
             </w:r>
             <w:r>
-              <w:t xml:space="preserve">pirogova@bk.ru</w:t>
+              <w:t xml:space="preserve">pirogova@inbox.ru</w:t>
             </w:r>
           </w:p>
           <w:p/>
@@ -967,7 +1284,7 @@
               <w:t xml:space="preserve">Адрес регистрации: </w:t>
             </w:r>
             <w:r>
-              <w:t xml:space="preserve">141300, г. Сергиев Посад, пер. Тверская, д. 1, кв. 7</w:t>
+              <w:t xml:space="preserve">190000, г. Санкт-Петербург, наб. Гагарина, д. 47, кв. 178</w:t>
             </w:r>
           </w:p>
           <w:p>
@@ -1006,7 +1323,7 @@
               <w:t xml:space="preserve">Тел.: </w:t>
             </w:r>
             <w:r>
-              <w:t xml:space="preserve">+7 (495) 874-73-37</w:t>
+              <w:t xml:space="preserve">+7 (499) 269-16-10</w:t>
             </w:r>
           </w:p>
           <w:p>
@@ -1014,7 +1331,7 @@
               <w:t xml:space="preserve">E-mail: </w:t>
             </w:r>
             <w:r>
-              <w:t xml:space="preserve">pirogova@inbox.ru</w:t>
+              <w:t xml:space="preserve">pirogova@gmail.com</w:t>
             </w:r>
           </w:p>
           <w:p/>

--- a/tests/corpus_v2/docs/cx_works_0013.docx
+++ b/tests/corpus_v2/docs/cx_works_0013.docx
@@ -1122,6 +1122,37 @@
         <w:t xml:space="preserve">.</w:t>
       </w:r>
     </w:p>
+    <w:p>
+      <w:r>
+        <w:rPr>
+          <w:b/>
+        </w:rPr>
+        <w:t xml:space="preserve">6. ОСОБЫЕ УСЛОВИЯ ОТДЕЛЬНЫХ ВИДОВ ДАННЫХ</w:t>
+      </w:r>
+    </w:p>
+    <w:p>
+      <w:r>
+        <w:t xml:space="preserve">6.1. Полномочия представителя подтверждены доверенностью, реестровый номер </w:t>
+      </w:r>
+      <w:r>
+        <w:t xml:space="preserve">23/5-н/23-2025-2-1104</w:t>
+      </w:r>
+      <w:r>
+        <w:t xml:space="preserve">.</w:t>
+      </w:r>
+    </w:p>
+    <w:p>
+      <w:r>
+        <w:t xml:space="preserve">6.2. Для сопоставления в учёте указывается: </w:t>
+      </w:r>
+      <w:r>
+        <w:t xml:space="preserve">кадастровый номер 77:01:0004012:2211</w:t>
+      </w:r>
+      <w:r>
+        <w:t xml:space="preserve">.</w:t>
+      </w:r>
+    </w:p>
+    <w:p/>
     <w:p>
       <w:r>
         <w:rPr>

--- a/tests/corpus_v2/docs/cx_works_0013.docx
+++ b/tests/corpus_v2/docs/cx_works_0013.docx
@@ -1132,21 +1132,87 @@
     </w:p>
     <w:p>
       <w:r>
-        <w:t xml:space="preserve">6.1. Полномочия представителя подтверждены доверенностью, реестровый номер </w:t>
-      </w:r>
-      <w:r>
-        <w:t xml:space="preserve">23/5-н/23-2025-2-1104</w:t>
-      </w:r>
-      <w:r>
-        <w:t xml:space="preserve">.</w:t>
-      </w:r>
-    </w:p>
-    <w:p>
-      <w:r>
-        <w:t xml:space="preserve">6.2. Для сопоставления в учёте указывается: </w:t>
-      </w:r>
-      <w:r>
-        <w:t xml:space="preserve">кадастровый номер 77:01:0004012:2211</w:t>
+        <w:t xml:space="preserve">6.1. Работы выполняются на основании ранее заключённого Договора № </w:t>
+      </w:r>
+      <w:r>
+        <w:t xml:space="preserve">01Ф-00034/16-124Д</w:t>
+      </w:r>
+      <w:r>
+        <w:t xml:space="preserve"> между теми же сторонами.</w:t>
+      </w:r>
+    </w:p>
+    <w:p>
+      <w:r>
+        <w:t xml:space="preserve">6.2. Первичные документы: </w:t>
+      </w:r>
+      <w:r>
+        <w:t xml:space="preserve">счёт-фактура выставлена без ссылки на номер</w:t>
+      </w:r>
+      <w:r>
+        <w:t xml:space="preserve">.</w:t>
+      </w:r>
+    </w:p>
+    <w:p>
+      <w:r>
+        <w:t xml:space="preserve">6.3. Запись о лицензии внесена в реестр за регистрационным номером </w:t>
+      </w:r>
+      <w:r>
+        <w:t xml:space="preserve">268530417</w:t>
+      </w:r>
+      <w:r>
+        <w:t xml:space="preserve">.</w:t>
+      </w:r>
+    </w:p>
+    <w:p>
+      <w:r>
+        <w:t xml:space="preserve">6.4. Внутренний учёт ведётся отдельно: </w:t>
+      </w:r>
+      <w:r>
+        <w:t xml:space="preserve">номер заявки 987654321</w:t>
+      </w:r>
+      <w:r>
+        <w:t xml:space="preserve">.</w:t>
+      </w:r>
+    </w:p>
+    <w:p>
+      <w:r>
+        <w:t xml:space="preserve">6.5. Полномочия представителя подтверждены доверенностью, реестровый номер </w:t>
+      </w:r>
+      <w:r>
+        <w:t xml:space="preserve">16/89-н/16-2024-3-215</w:t>
+      </w:r>
+      <w:r>
+        <w:t xml:space="preserve">.</w:t>
+      </w:r>
+    </w:p>
+    <w:p>
+      <w:r>
+        <w:t xml:space="preserve">6.6. Для сопоставления в учёте указывается: </w:t>
+      </w:r>
+      <w:r>
+        <w:t xml:space="preserve">пп. 4/5-1 и 7/2-3 Правил страхования</w:t>
+      </w:r>
+      <w:r>
+        <w:t xml:space="preserve">.</w:t>
+      </w:r>
+    </w:p>
+    <w:p>
+      <w:r>
+        <w:t xml:space="preserve">6.7. Решение принято большинством в </w:t>
+      </w:r>
+      <w:r>
+        <w:t xml:space="preserve">75 % голосов</w:t>
+      </w:r>
+      <w:r>
+        <w:t xml:space="preserve"> от общего числа голосов членов совета директоров.</w:t>
+      </w:r>
+    </w:p>
+    <w:p>
+      <w:r>
+        <w:t xml:space="preserve">6.8. Кворум определяется уставом: </w:t>
+      </w:r>
+      <w:r>
+        <w:t xml:space="preserve">большинством голосов присутствующих участников</w:t>
       </w:r>
       <w:r>
         <w:t xml:space="preserve">.</w:t>

--- a/tests/corpus_v2/docs/cx_works_0013.docx
+++ b/tests/corpus_v2/docs/cx_works_0013.docx
@@ -1132,10 +1132,32 @@
     </w:p>
     <w:p>
       <w:r>
-        <w:t xml:space="preserve">6.1. Работы выполняются на основании ранее заключённого Договора № </w:t>
-      </w:r>
-      <w:r>
-        <w:t xml:space="preserve">01Ф-00034/16-124Д</w:t>
+        <w:t xml:space="preserve">6.1. Стороны ранее заключили </w:t>
+      </w:r>
+      <w:r>
+        <w:t xml:space="preserve">договор возмездного оказания услуг</w:t>
+      </w:r>
+      <w:r>
+        <w:t xml:space="preserve"> на сопоставимых условиях.</w:t>
+      </w:r>
+    </w:p>
+    <w:p>
+      <w:r>
+        <w:t xml:space="preserve">6.2. Прочие условия: </w:t>
+      </w:r>
+      <w:r>
+        <w:t xml:space="preserve">настоящий Договор вступает в силу с момента подписания</w:t>
+      </w:r>
+      <w:r>
+        <w:t xml:space="preserve">.</w:t>
+      </w:r>
+    </w:p>
+    <w:p>
+      <w:r>
+        <w:t xml:space="preserve">6.3. Работы выполняются на основании ранее заключённого Договора № </w:t>
+      </w:r>
+      <w:r>
+        <w:t xml:space="preserve">СУБ-44/2023</w:t>
       </w:r>
       <w:r>
         <w:t xml:space="preserve"> между теми же сторонами.</w:t>
@@ -1143,29 +1165,73 @@
     </w:p>
     <w:p>
       <w:r>
-        <w:t xml:space="preserve">6.2. Первичные документы: </w:t>
-      </w:r>
-      <w:r>
-        <w:t xml:space="preserve">счёт-фактура выставлена без ссылки на номер</w:t>
-      </w:r>
-      <w:r>
-        <w:t xml:space="preserve">.</w:t>
-      </w:r>
-    </w:p>
-    <w:p>
-      <w:r>
-        <w:t xml:space="preserve">6.3. Запись о лицензии внесена в реестр за регистрационным номером </w:t>
-      </w:r>
-      <w:r>
-        <w:t xml:space="preserve">268530417</w:t>
-      </w:r>
-      <w:r>
-        <w:t xml:space="preserve">.</w:t>
-      </w:r>
-    </w:p>
-    <w:p>
-      <w:r>
-        <w:t xml:space="preserve">6.4. Внутренний учёт ведётся отдельно: </w:t>
+        <w:t xml:space="preserve">6.4. Первичные документы: </w:t>
+      </w:r>
+      <w:r>
+        <w:t xml:space="preserve">лицензия Л035-01298-77/00123456 Рособрнадзора</w:t>
+      </w:r>
+      <w:r>
+        <w:t xml:space="preserve">.</w:t>
+      </w:r>
+    </w:p>
+    <w:p>
+      <w:r>
+        <w:t xml:space="preserve">6.5. Паспорт гражданина Российской Федерации выдан </w:t>
+      </w:r>
+      <w:r>
+        <w:t xml:space="preserve">ТП № 2 ОУФМС России по Московской обл.</w:t>
+      </w:r>
+      <w:r>
+        <w:t xml:space="preserve">, паспорт предъявлен при подписании.</w:t>
+      </w:r>
+    </w:p>
+    <w:p>
+      <w:r>
+        <w:t xml:space="preserve">6.6. Сопутствующие сведения: </w:t>
+      </w:r>
+      <w:r>
+        <w:t xml:space="preserve">заявление подано в ОВД по месту жительства заявителя</w:t>
+      </w:r>
+      <w:r>
+        <w:t xml:space="preserve">.</w:t>
+      </w:r>
+    </w:p>
+    <w:p>
+      <w:r>
+        <w:t xml:space="preserve">6.7. Запись о государственной регистрации внесена регистрирующим органом: </w:t>
+      </w:r>
+      <w:r>
+        <w:t xml:space="preserve">Межрайонная ИФНС России № 46 по г. Москве</w:t>
+      </w:r>
+      <w:r>
+        <w:t xml:space="preserve">.</w:t>
+      </w:r>
+    </w:p>
+    <w:p>
+      <w:r>
+        <w:t xml:space="preserve">6.8. Общие сведения о регистрации: </w:t>
+      </w:r>
+      <w:r>
+        <w:t xml:space="preserve">предприниматель зарегистрирован, запись внесена в ЕГРИП</w:t>
+      </w:r>
+      <w:r>
+        <w:t xml:space="preserve">.</w:t>
+      </w:r>
+    </w:p>
+    <w:p>
+      <w:r>
+        <w:t xml:space="preserve">6.9. Запись о лицензии внесена в реестр за регистрационным номером </w:t>
+      </w:r>
+      <w:r>
+        <w:t xml:space="preserve">509118266</w:t>
+      </w:r>
+      <w:r>
+        <w:t xml:space="preserve">.</w:t>
+      </w:r>
+    </w:p>
+    <w:p>
+      <w:r>
+        <w:t xml:space="preserve">6.10. Внутренний учёт ведётся отдельно: </w:t>
       </w:r>
       <w:r>
         <w:t xml:space="preserve">номер заявки 987654321</w:t>
@@ -1176,32 +1242,32 @@
     </w:p>
     <w:p>
       <w:r>
-        <w:t xml:space="preserve">6.5. Полномочия представителя подтверждены доверенностью, реестровый номер </w:t>
-      </w:r>
-      <w:r>
-        <w:t xml:space="preserve">16/89-н/16-2024-3-215</w:t>
-      </w:r>
-      <w:r>
-        <w:t xml:space="preserve">.</w:t>
-      </w:r>
-    </w:p>
-    <w:p>
-      <w:r>
-        <w:t xml:space="preserve">6.6. Для сопоставления в учёте указывается: </w:t>
-      </w:r>
-      <w:r>
-        <w:t xml:space="preserve">пп. 4/5-1 и 7/2-3 Правил страхования</w:t>
-      </w:r>
-      <w:r>
-        <w:t xml:space="preserve">.</w:t>
-      </w:r>
-    </w:p>
-    <w:p>
-      <w:r>
-        <w:t xml:space="preserve">6.7. Решение принято большинством в </w:t>
-      </w:r>
-      <w:r>
-        <w:t xml:space="preserve">75 % голосов</w:t>
+        <w:t xml:space="preserve">6.11. Полномочия представителя подтверждены доверенностью, реестровый номер </w:t>
+      </w:r>
+      <w:r>
+        <w:t xml:space="preserve">23/5-н/23-2025-2-1104</w:t>
+      </w:r>
+      <w:r>
+        <w:t xml:space="preserve">.</w:t>
+      </w:r>
+    </w:p>
+    <w:p>
+      <w:r>
+        <w:t xml:space="preserve">6.12. Для сопоставления в учёте указывается: </w:t>
+      </w:r>
+      <w:r>
+        <w:t xml:space="preserve">ГОСТ Р 52044-2003</w:t>
+      </w:r>
+      <w:r>
+        <w:t xml:space="preserve">.</w:t>
+      </w:r>
+    </w:p>
+    <w:p>
+      <w:r>
+        <w:t xml:space="preserve">6.13. Решение принято большинством в </w:t>
+      </w:r>
+      <w:r>
+        <w:t xml:space="preserve">51 % акций</w:t>
       </w:r>
       <w:r>
         <w:t xml:space="preserve"> от общего числа голосов членов совета директоров.</w:t>
@@ -1209,7 +1275,7 @@
     </w:p>
     <w:p>
       <w:r>
-        <w:t xml:space="preserve">6.8. Кворум определяется уставом: </w:t>
+        <w:t xml:space="preserve">6.14. Кворум определяется уставом: </w:t>
       </w:r>
       <w:r>
         <w:t xml:space="preserve">большинством голосов присутствующих участников</w:t>

--- a/tests/corpus_v2/docs/cx_works_0013.docx
+++ b/tests/corpus_v2/docs/cx_works_0013.docx
@@ -39,7 +39,7 @@
         <w:t xml:space="preserve">     </w:t>
       </w:r>
       <w:r>
-        <w:t xml:space="preserve">13.06.2023 г.</w:t>
+        <w:t xml:space="preserve">13 июня 2023 г.</w:t>
       </w:r>
     </w:p>
     <w:p/>
